--- a/word/价值分析报告-工行个贷不良资产-吴中-仲路芹.docx
+++ b/word/价值分析报告-工行个贷不良资产-吴中-仲路芹.docx
@@ -223,7 +223,7 @@
                                   </w14:solidFill>
                                 </w14:textFill>
                               </w:rPr>
-                              <w:t>2026</w:t>
+                              <w:t>2025</w:t>
                             </w:r>
                             <w:r>
                               <w:rPr>
@@ -469,7 +469,7 @@
                                 <w:szCs w:val="24"/>
                                 <w:lang w:eastAsia="zh-CN"/>
                               </w:rPr>
-                              <w:t>2026</w:t>
+                              <w:t>2025</w:t>
                             </w:r>
                             <w:r>
                               <w:rPr>
@@ -489,7 +489,7 @@
                                 <w:szCs w:val="24"/>
                                 <w:lang w:eastAsia="zh-CN"/>
                               </w:rPr>
-                              <w:t>1004</w:t>
+                              <w:t>1017</w:t>
                             </w:r>
                             <w:r>
                               <w:rPr>
@@ -729,7 +729,7 @@
                             </w14:solidFill>
                           </w14:textFill>
                         </w:rPr>
-                        <w:t>2026</w:t>
+                        <w:t>2025</w:t>
                       </w:r>
                       <w:r>
                         <w:rPr>
@@ -975,7 +975,7 @@
                           <w:szCs w:val="24"/>
                           <w:lang w:eastAsia="zh-CN"/>
                         </w:rPr>
-                        <w:t>2026</w:t>
+                        <w:t>2025</w:t>
                       </w:r>
                       <w:r>
                         <w:rPr>
@@ -995,7 +995,7 @@
                           <w:szCs w:val="24"/>
                           <w:lang w:eastAsia="zh-CN"/>
                         </w:rPr>
-                        <w:t>1004</w:t>
+                        <w:t>1017</w:t>
                       </w:r>
                       <w:r>
                         <w:rPr>
@@ -1407,7 +1407,7 @@
           <w:szCs w:val="28"/>
           <w:lang w:eastAsia="zh-CN"/>
         </w:rPr>
-        <w:t>二〇二六年三月二十六日</w:t>
+        <w:t>二〇二五年十月十六日</w:t>
       </w:r>
       <w:r>
         <w:rPr>
@@ -1556,19 +1556,19 @@
         <w:rPr>
           <w:rFonts w:hint="default" w:ascii="Times New Roman" w:hAnsi="Times New Roman" w:cs="Times New Roman"/>
         </w:rPr>
-        <w:fldChar w:fldCharType="begin"/>
+        <w:t>声  明</w:t>
+        <w:tab/>
+        <w:t>1</w:t>
       </w:r>
       <w:r>
         <w:rPr>
           <w:rFonts w:hint="default" w:ascii="Times New Roman" w:hAnsi="Times New Roman" w:cs="Times New Roman"/>
         </w:rPr>
-        <w:instrText xml:space="preserve"> TOC \o "1-3" </w:instrText>
       </w:r>
       <w:r>
         <w:rPr>
           <w:rFonts w:hint="default" w:ascii="Times New Roman" w:hAnsi="Times New Roman" w:cs="Times New Roman"/>
         </w:rPr>
-        <w:fldChar w:fldCharType="separate"/>
       </w:r>
       <w:r>
         <w:rPr>
@@ -1578,43 +1578,36 @@
           <w:szCs w:val="36"/>
           <w:u w:val="none"/>
         </w:rPr>
-        <w:t>声  明</w:t>
       </w:r>
       <w:r>
         <w:rPr>
           <w:rFonts w:hint="default" w:ascii="Times New Roman" w:hAnsi="Times New Roman" w:cs="Times New Roman"/>
         </w:rPr>
-        <w:tab/>
       </w:r>
       <w:r>
         <w:rPr>
           <w:rFonts w:hint="default" w:ascii="Times New Roman" w:hAnsi="Times New Roman" w:cs="Times New Roman"/>
         </w:rPr>
-        <w:fldChar w:fldCharType="begin"/>
       </w:r>
       <w:r>
         <w:rPr>
           <w:rFonts w:hint="default" w:ascii="Times New Roman" w:hAnsi="Times New Roman" w:cs="Times New Roman"/>
         </w:rPr>
-        <w:instrText xml:space="preserve"> PAGEREF _Toc10628 \h </w:instrText>
       </w:r>
       <w:r>
         <w:rPr>
           <w:rFonts w:hint="default" w:ascii="Times New Roman" w:hAnsi="Times New Roman" w:cs="Times New Roman"/>
         </w:rPr>
-        <w:fldChar w:fldCharType="separate"/>
       </w:r>
       <w:r>
         <w:rPr>
           <w:rFonts w:hint="default" w:ascii="Times New Roman" w:hAnsi="Times New Roman" w:cs="Times New Roman"/>
         </w:rPr>
-        <w:t>1</w:t>
       </w:r>
       <w:r>
         <w:rPr>
           <w:rFonts w:hint="default" w:ascii="Times New Roman" w:hAnsi="Times New Roman" w:cs="Times New Roman"/>
         </w:rPr>
-        <w:fldChar w:fldCharType="end"/>
       </w:r>
     </w:p>
     <w:p>
@@ -1634,42 +1627,38 @@
           <w:lang w:eastAsia="zh-CN"/>
         </w:rPr>
         <w:t>价值分析报告摘要</w:t>
+        <w:tab/>
+        <w:t>2</w:t>
       </w:r>
       <w:r>
         <w:rPr>
           <w:rFonts w:hint="default" w:ascii="Times New Roman" w:hAnsi="Times New Roman" w:cs="Times New Roman"/>
         </w:rPr>
-        <w:tab/>
       </w:r>
       <w:r>
         <w:rPr>
           <w:rFonts w:hint="default" w:ascii="Times New Roman" w:hAnsi="Times New Roman" w:cs="Times New Roman"/>
         </w:rPr>
-        <w:fldChar w:fldCharType="begin"/>
       </w:r>
       <w:r>
         <w:rPr>
           <w:rFonts w:hint="default" w:ascii="Times New Roman" w:hAnsi="Times New Roman" w:cs="Times New Roman"/>
         </w:rPr>
-        <w:instrText xml:space="preserve"> PAGEREF _Toc4530 \h </w:instrText>
       </w:r>
       <w:r>
         <w:rPr>
           <w:rFonts w:hint="default" w:ascii="Times New Roman" w:hAnsi="Times New Roman" w:cs="Times New Roman"/>
         </w:rPr>
-        <w:fldChar w:fldCharType="separate"/>
       </w:r>
       <w:r>
         <w:rPr>
           <w:rFonts w:hint="default" w:ascii="Times New Roman" w:hAnsi="Times New Roman" w:cs="Times New Roman"/>
         </w:rPr>
-        <w:t>2</w:t>
       </w:r>
       <w:r>
         <w:rPr>
           <w:rFonts w:hint="default" w:ascii="Times New Roman" w:hAnsi="Times New Roman" w:cs="Times New Roman"/>
         </w:rPr>
-        <w:fldChar w:fldCharType="end"/>
       </w:r>
     </w:p>
     <w:p>
@@ -1688,50 +1677,45 @@
           <w:rFonts w:hint="default" w:ascii="Times New Roman" w:hAnsi="Times New Roman" w:cs="Times New Roman"/>
           <w:lang w:val="en-US" w:eastAsia="zh-CN"/>
         </w:rPr>
-        <w:t>价值</w:t>
+        <w:t>价值分析报告</w:t>
+        <w:tab/>
+        <w:t>4</w:t>
       </w:r>
       <w:r>
         <w:rPr>
           <w:rFonts w:hint="default" w:ascii="Times New Roman" w:hAnsi="Times New Roman" w:cs="Times New Roman"/>
           <w:lang w:eastAsia="zh-CN"/>
         </w:rPr>
-        <w:t>分析报告</w:t>
       </w:r>
       <w:r>
         <w:rPr>
           <w:rFonts w:hint="default" w:ascii="Times New Roman" w:hAnsi="Times New Roman" w:cs="Times New Roman"/>
         </w:rPr>
-        <w:tab/>
       </w:r>
       <w:r>
         <w:rPr>
           <w:rFonts w:hint="default" w:ascii="Times New Roman" w:hAnsi="Times New Roman" w:cs="Times New Roman"/>
         </w:rPr>
-        <w:fldChar w:fldCharType="begin"/>
       </w:r>
       <w:r>
         <w:rPr>
           <w:rFonts w:hint="default" w:ascii="Times New Roman" w:hAnsi="Times New Roman" w:cs="Times New Roman"/>
         </w:rPr>
-        <w:instrText xml:space="preserve"> PAGEREF _Toc27400 \h </w:instrText>
       </w:r>
       <w:r>
         <w:rPr>
           <w:rFonts w:hint="default" w:ascii="Times New Roman" w:hAnsi="Times New Roman" w:cs="Times New Roman"/>
         </w:rPr>
-        <w:fldChar w:fldCharType="separate"/>
       </w:r>
       <w:r>
         <w:rPr>
           <w:rFonts w:hint="default" w:ascii="Times New Roman" w:hAnsi="Times New Roman" w:cs="Times New Roman"/>
         </w:rPr>
-        <w:t>4</w:t>
       </w:r>
       <w:r>
         <w:rPr>
           <w:rFonts w:hint="default" w:ascii="Times New Roman" w:hAnsi="Times New Roman" w:cs="Times New Roman"/>
         </w:rPr>
-        <w:fldChar w:fldCharType="end"/>
       </w:r>
     </w:p>
     <w:p>
@@ -1752,14 +1736,15 @@
           <w:spacing w:val="-10"/>
           <w:szCs w:val="28"/>
         </w:rPr>
-        <w:t>一、</w:t>
+        <w:t>一、委托人、债务人及债务责任关联方简介</w:t>
+        <w:tab/>
+        <w:t>4</w:t>
       </w:r>
       <w:r>
         <w:rPr>
           <w:rFonts w:hint="default" w:ascii="Times New Roman" w:hAnsi="Times New Roman" w:eastAsia="仿宋" w:cs="Times New Roman"/>
           <w:szCs w:val="28"/>
         </w:rPr>
-        <w:t>委托人</w:t>
       </w:r>
       <w:r>
         <w:rPr>
@@ -1767,50 +1752,42 @@
           <w:szCs w:val="28"/>
           <w:lang w:eastAsia="zh-CN"/>
         </w:rPr>
-        <w:t>、</w:t>
       </w:r>
       <w:r>
         <w:rPr>
           <w:rFonts w:hint="default" w:ascii="Times New Roman" w:hAnsi="Times New Roman" w:eastAsia="仿宋" w:cs="Times New Roman"/>
           <w:szCs w:val="28"/>
         </w:rPr>
-        <w:t>债务人及债务责任关联方简介</w:t>
       </w:r>
       <w:r>
         <w:rPr>
           <w:rFonts w:hint="default" w:ascii="Times New Roman" w:hAnsi="Times New Roman" w:cs="Times New Roman"/>
         </w:rPr>
-        <w:tab/>
       </w:r>
       <w:r>
         <w:rPr>
           <w:rFonts w:hint="default" w:ascii="Times New Roman" w:hAnsi="Times New Roman" w:cs="Times New Roman"/>
         </w:rPr>
-        <w:fldChar w:fldCharType="begin"/>
       </w:r>
       <w:r>
         <w:rPr>
           <w:rFonts w:hint="default" w:ascii="Times New Roman" w:hAnsi="Times New Roman" w:cs="Times New Roman"/>
         </w:rPr>
-        <w:instrText xml:space="preserve"> PAGEREF _Toc9297 \h </w:instrText>
       </w:r>
       <w:r>
         <w:rPr>
           <w:rFonts w:hint="default" w:ascii="Times New Roman" w:hAnsi="Times New Roman" w:cs="Times New Roman"/>
         </w:rPr>
-        <w:fldChar w:fldCharType="separate"/>
       </w:r>
       <w:r>
         <w:rPr>
           <w:rFonts w:hint="default" w:ascii="Times New Roman" w:hAnsi="Times New Roman" w:cs="Times New Roman"/>
         </w:rPr>
-        <w:t>4</w:t>
       </w:r>
       <w:r>
         <w:rPr>
           <w:rFonts w:hint="default" w:ascii="Times New Roman" w:hAnsi="Times New Roman" w:cs="Times New Roman"/>
         </w:rPr>
-        <w:fldChar w:fldCharType="end"/>
       </w:r>
     </w:p>
     <w:p>
@@ -1831,42 +1808,38 @@
           <w:szCs w:val="28"/>
         </w:rPr>
         <w:t>二、价值分析目的</w:t>
+        <w:tab/>
+        <w:t>5</w:t>
       </w:r>
       <w:r>
         <w:rPr>
           <w:rFonts w:hint="default" w:ascii="Times New Roman" w:hAnsi="Times New Roman" w:cs="Times New Roman"/>
         </w:rPr>
-        <w:tab/>
       </w:r>
       <w:r>
         <w:rPr>
           <w:rFonts w:hint="default" w:ascii="Times New Roman" w:hAnsi="Times New Roman" w:cs="Times New Roman"/>
         </w:rPr>
-        <w:fldChar w:fldCharType="begin"/>
       </w:r>
       <w:r>
         <w:rPr>
           <w:rFonts w:hint="default" w:ascii="Times New Roman" w:hAnsi="Times New Roman" w:cs="Times New Roman"/>
         </w:rPr>
-        <w:instrText xml:space="preserve"> PAGEREF _Toc30665 \h </w:instrText>
       </w:r>
       <w:r>
         <w:rPr>
           <w:rFonts w:hint="default" w:ascii="Times New Roman" w:hAnsi="Times New Roman" w:cs="Times New Roman"/>
         </w:rPr>
-        <w:fldChar w:fldCharType="separate"/>
       </w:r>
       <w:r>
         <w:rPr>
           <w:rFonts w:hint="default" w:ascii="Times New Roman" w:hAnsi="Times New Roman" w:cs="Times New Roman"/>
         </w:rPr>
-        <w:t>5</w:t>
       </w:r>
       <w:r>
         <w:rPr>
           <w:rFonts w:hint="default" w:ascii="Times New Roman" w:hAnsi="Times New Roman" w:cs="Times New Roman"/>
         </w:rPr>
-        <w:fldChar w:fldCharType="end"/>
       </w:r>
     </w:p>
     <w:p>
@@ -1887,42 +1860,38 @@
           <w:szCs w:val="28"/>
         </w:rPr>
         <w:t>三、价值分析对象和价值分析范围</w:t>
+        <w:tab/>
+        <w:t>5</w:t>
       </w:r>
       <w:r>
         <w:rPr>
           <w:rFonts w:hint="default" w:ascii="Times New Roman" w:hAnsi="Times New Roman" w:cs="Times New Roman"/>
         </w:rPr>
-        <w:tab/>
       </w:r>
       <w:r>
         <w:rPr>
           <w:rFonts w:hint="default" w:ascii="Times New Roman" w:hAnsi="Times New Roman" w:cs="Times New Roman"/>
         </w:rPr>
-        <w:fldChar w:fldCharType="begin"/>
       </w:r>
       <w:r>
         <w:rPr>
           <w:rFonts w:hint="default" w:ascii="Times New Roman" w:hAnsi="Times New Roman" w:cs="Times New Roman"/>
         </w:rPr>
-        <w:instrText xml:space="preserve"> PAGEREF _Toc20955 \h </w:instrText>
       </w:r>
       <w:r>
         <w:rPr>
           <w:rFonts w:hint="default" w:ascii="Times New Roman" w:hAnsi="Times New Roman" w:cs="Times New Roman"/>
         </w:rPr>
-        <w:fldChar w:fldCharType="separate"/>
       </w:r>
       <w:r>
         <w:rPr>
           <w:rFonts w:hint="default" w:ascii="Times New Roman" w:hAnsi="Times New Roman" w:cs="Times New Roman"/>
         </w:rPr>
-        <w:t>5</w:t>
       </w:r>
       <w:r>
         <w:rPr>
           <w:rFonts w:hint="default" w:ascii="Times New Roman" w:hAnsi="Times New Roman" w:cs="Times New Roman"/>
         </w:rPr>
-        <w:fldChar w:fldCharType="end"/>
       </w:r>
     </w:p>
     <w:p>
@@ -1943,42 +1912,38 @@
           <w:szCs w:val="28"/>
         </w:rPr>
         <w:t>四、价值类型</w:t>
+        <w:tab/>
+        <w:t>5</w:t>
       </w:r>
       <w:r>
         <w:rPr>
           <w:rFonts w:hint="default" w:ascii="Times New Roman" w:hAnsi="Times New Roman" w:cs="Times New Roman"/>
         </w:rPr>
-        <w:tab/>
       </w:r>
       <w:r>
         <w:rPr>
           <w:rFonts w:hint="default" w:ascii="Times New Roman" w:hAnsi="Times New Roman" w:cs="Times New Roman"/>
         </w:rPr>
-        <w:fldChar w:fldCharType="begin"/>
       </w:r>
       <w:r>
         <w:rPr>
           <w:rFonts w:hint="default" w:ascii="Times New Roman" w:hAnsi="Times New Roman" w:cs="Times New Roman"/>
         </w:rPr>
-        <w:instrText xml:space="preserve"> PAGEREF _Toc3814 \h </w:instrText>
       </w:r>
       <w:r>
         <w:rPr>
           <w:rFonts w:hint="default" w:ascii="Times New Roman" w:hAnsi="Times New Roman" w:cs="Times New Roman"/>
         </w:rPr>
-        <w:fldChar w:fldCharType="separate"/>
       </w:r>
       <w:r>
         <w:rPr>
           <w:rFonts w:hint="default" w:ascii="Times New Roman" w:hAnsi="Times New Roman" w:cs="Times New Roman"/>
         </w:rPr>
-        <w:t>5</w:t>
       </w:r>
       <w:r>
         <w:rPr>
           <w:rFonts w:hint="default" w:ascii="Times New Roman" w:hAnsi="Times New Roman" w:cs="Times New Roman"/>
         </w:rPr>
-        <w:fldChar w:fldCharType="end"/>
       </w:r>
     </w:p>
     <w:p>
@@ -1999,42 +1964,38 @@
           <w:szCs w:val="28"/>
         </w:rPr>
         <w:t>五、价值分析基准日</w:t>
+        <w:tab/>
+        <w:t>6</w:t>
       </w:r>
       <w:r>
         <w:rPr>
           <w:rFonts w:hint="default" w:ascii="Times New Roman" w:hAnsi="Times New Roman" w:cs="Times New Roman"/>
         </w:rPr>
-        <w:tab/>
       </w:r>
       <w:r>
         <w:rPr>
           <w:rFonts w:hint="default" w:ascii="Times New Roman" w:hAnsi="Times New Roman" w:cs="Times New Roman"/>
         </w:rPr>
-        <w:fldChar w:fldCharType="begin"/>
       </w:r>
       <w:r>
         <w:rPr>
           <w:rFonts w:hint="default" w:ascii="Times New Roman" w:hAnsi="Times New Roman" w:cs="Times New Roman"/>
         </w:rPr>
-        <w:instrText xml:space="preserve"> PAGEREF _Toc23539 \h </w:instrText>
       </w:r>
       <w:r>
         <w:rPr>
           <w:rFonts w:hint="default" w:ascii="Times New Roman" w:hAnsi="Times New Roman" w:cs="Times New Roman"/>
         </w:rPr>
-        <w:fldChar w:fldCharType="separate"/>
       </w:r>
       <w:r>
         <w:rPr>
           <w:rFonts w:hint="default" w:ascii="Times New Roman" w:hAnsi="Times New Roman" w:cs="Times New Roman"/>
         </w:rPr>
-        <w:t>6</w:t>
       </w:r>
       <w:r>
         <w:rPr>
           <w:rFonts w:hint="default" w:ascii="Times New Roman" w:hAnsi="Times New Roman" w:cs="Times New Roman"/>
         </w:rPr>
-        <w:fldChar w:fldCharType="end"/>
       </w:r>
     </w:p>
     <w:p>
@@ -2055,42 +2016,38 @@
           <w:szCs w:val="28"/>
         </w:rPr>
         <w:t>六、价值分析思路和方法</w:t>
+        <w:tab/>
+        <w:t>6</w:t>
       </w:r>
       <w:r>
         <w:rPr>
           <w:rFonts w:hint="default" w:ascii="Times New Roman" w:hAnsi="Times New Roman" w:cs="Times New Roman"/>
         </w:rPr>
-        <w:tab/>
       </w:r>
       <w:r>
         <w:rPr>
           <w:rFonts w:hint="default" w:ascii="Times New Roman" w:hAnsi="Times New Roman" w:cs="Times New Roman"/>
         </w:rPr>
-        <w:fldChar w:fldCharType="begin"/>
       </w:r>
       <w:r>
         <w:rPr>
           <w:rFonts w:hint="default" w:ascii="Times New Roman" w:hAnsi="Times New Roman" w:cs="Times New Roman"/>
         </w:rPr>
-        <w:instrText xml:space="preserve"> PAGEREF _Toc30321 \h </w:instrText>
       </w:r>
       <w:r>
         <w:rPr>
           <w:rFonts w:hint="default" w:ascii="Times New Roman" w:hAnsi="Times New Roman" w:cs="Times New Roman"/>
         </w:rPr>
-        <w:fldChar w:fldCharType="separate"/>
       </w:r>
       <w:r>
         <w:rPr>
           <w:rFonts w:hint="default" w:ascii="Times New Roman" w:hAnsi="Times New Roman" w:cs="Times New Roman"/>
         </w:rPr>
-        <w:t>6</w:t>
       </w:r>
       <w:r>
         <w:rPr>
           <w:rFonts w:hint="default" w:ascii="Times New Roman" w:hAnsi="Times New Roman" w:cs="Times New Roman"/>
         </w:rPr>
-        <w:fldChar w:fldCharType="end"/>
       </w:r>
     </w:p>
     <w:p>
@@ -2111,42 +2068,38 @@
           <w:szCs w:val="28"/>
         </w:rPr>
         <w:t>七、价值分析程序实施过程和情况</w:t>
+        <w:tab/>
+        <w:t>9</w:t>
       </w:r>
       <w:r>
         <w:rPr>
           <w:rFonts w:hint="default" w:ascii="Times New Roman" w:hAnsi="Times New Roman" w:cs="Times New Roman"/>
         </w:rPr>
-        <w:tab/>
       </w:r>
       <w:r>
         <w:rPr>
           <w:rFonts w:hint="default" w:ascii="Times New Roman" w:hAnsi="Times New Roman" w:cs="Times New Roman"/>
         </w:rPr>
-        <w:fldChar w:fldCharType="begin"/>
       </w:r>
       <w:r>
         <w:rPr>
           <w:rFonts w:hint="default" w:ascii="Times New Roman" w:hAnsi="Times New Roman" w:cs="Times New Roman"/>
         </w:rPr>
-        <w:instrText xml:space="preserve"> PAGEREF _Toc14196 \h </w:instrText>
       </w:r>
       <w:r>
         <w:rPr>
           <w:rFonts w:hint="default" w:ascii="Times New Roman" w:hAnsi="Times New Roman" w:cs="Times New Roman"/>
         </w:rPr>
-        <w:fldChar w:fldCharType="separate"/>
       </w:r>
       <w:r>
         <w:rPr>
           <w:rFonts w:hint="default" w:ascii="Times New Roman" w:hAnsi="Times New Roman" w:cs="Times New Roman"/>
         </w:rPr>
-        <w:t>9</w:t>
       </w:r>
       <w:r>
         <w:rPr>
           <w:rFonts w:hint="default" w:ascii="Times New Roman" w:hAnsi="Times New Roman" w:cs="Times New Roman"/>
         </w:rPr>
-        <w:fldChar w:fldCharType="end"/>
       </w:r>
     </w:p>
     <w:p>
@@ -2167,42 +2120,38 @@
           <w:szCs w:val="28"/>
         </w:rPr>
         <w:t>八、价值分析假设</w:t>
+        <w:tab/>
+        <w:t>10</w:t>
       </w:r>
       <w:r>
         <w:rPr>
           <w:rFonts w:hint="default" w:ascii="Times New Roman" w:hAnsi="Times New Roman" w:cs="Times New Roman"/>
         </w:rPr>
-        <w:tab/>
       </w:r>
       <w:r>
         <w:rPr>
           <w:rFonts w:hint="default" w:ascii="Times New Roman" w:hAnsi="Times New Roman" w:cs="Times New Roman"/>
         </w:rPr>
-        <w:fldChar w:fldCharType="begin"/>
       </w:r>
       <w:r>
         <w:rPr>
           <w:rFonts w:hint="default" w:ascii="Times New Roman" w:hAnsi="Times New Roman" w:cs="Times New Roman"/>
         </w:rPr>
-        <w:instrText xml:space="preserve"> PAGEREF _Toc17062 \h </w:instrText>
       </w:r>
       <w:r>
         <w:rPr>
           <w:rFonts w:hint="default" w:ascii="Times New Roman" w:hAnsi="Times New Roman" w:cs="Times New Roman"/>
         </w:rPr>
-        <w:fldChar w:fldCharType="separate"/>
       </w:r>
       <w:r>
         <w:rPr>
           <w:rFonts w:hint="default" w:ascii="Times New Roman" w:hAnsi="Times New Roman" w:cs="Times New Roman"/>
         </w:rPr>
-        <w:t>10</w:t>
       </w:r>
       <w:r>
         <w:rPr>
           <w:rFonts w:hint="default" w:ascii="Times New Roman" w:hAnsi="Times New Roman" w:cs="Times New Roman"/>
         </w:rPr>
-        <w:fldChar w:fldCharType="end"/>
       </w:r>
     </w:p>
     <w:p>
@@ -2221,50 +2170,45 @@
         <w:rPr>
           <w:rFonts w:hint="default" w:ascii="Times New Roman" w:hAnsi="Times New Roman" w:eastAsia="仿宋" w:cs="Times New Roman"/>
         </w:rPr>
-        <w:t>九、</w:t>
+        <w:t>九、价值分析结论</w:t>
+        <w:tab/>
+        <w:t>11</w:t>
       </w:r>
       <w:r>
         <w:rPr>
           <w:rFonts w:hint="default" w:ascii="Times New Roman" w:hAnsi="Times New Roman" w:eastAsia="仿宋" w:cs="Times New Roman"/>
           <w:szCs w:val="28"/>
         </w:rPr>
-        <w:t>价值分析结论</w:t>
       </w:r>
       <w:r>
         <w:rPr>
           <w:rFonts w:hint="default" w:ascii="Times New Roman" w:hAnsi="Times New Roman" w:cs="Times New Roman"/>
         </w:rPr>
-        <w:tab/>
       </w:r>
       <w:r>
         <w:rPr>
           <w:rFonts w:hint="default" w:ascii="Times New Roman" w:hAnsi="Times New Roman" w:cs="Times New Roman"/>
         </w:rPr>
-        <w:fldChar w:fldCharType="begin"/>
       </w:r>
       <w:r>
         <w:rPr>
           <w:rFonts w:hint="default" w:ascii="Times New Roman" w:hAnsi="Times New Roman" w:cs="Times New Roman"/>
         </w:rPr>
-        <w:instrText xml:space="preserve"> PAGEREF _Toc30541 \h </w:instrText>
       </w:r>
       <w:r>
         <w:rPr>
           <w:rFonts w:hint="default" w:ascii="Times New Roman" w:hAnsi="Times New Roman" w:cs="Times New Roman"/>
         </w:rPr>
-        <w:fldChar w:fldCharType="separate"/>
       </w:r>
       <w:r>
         <w:rPr>
           <w:rFonts w:hint="default" w:ascii="Times New Roman" w:hAnsi="Times New Roman" w:cs="Times New Roman"/>
         </w:rPr>
-        <w:t>11</w:t>
       </w:r>
       <w:r>
         <w:rPr>
           <w:rFonts w:hint="default" w:ascii="Times New Roman" w:hAnsi="Times New Roman" w:cs="Times New Roman"/>
         </w:rPr>
-        <w:fldChar w:fldCharType="end"/>
       </w:r>
     </w:p>
     <w:p>
@@ -2284,42 +2228,38 @@
           <w:rFonts w:hint="default" w:ascii="Times New Roman" w:hAnsi="Times New Roman" w:eastAsia="仿宋" w:cs="Times New Roman"/>
         </w:rPr>
         <w:t>十、特别事项说明</w:t>
+        <w:tab/>
+        <w:t>12</w:t>
       </w:r>
       <w:r>
         <w:rPr>
           <w:rFonts w:hint="default" w:ascii="Times New Roman" w:hAnsi="Times New Roman" w:cs="Times New Roman"/>
         </w:rPr>
-        <w:tab/>
       </w:r>
       <w:r>
         <w:rPr>
           <w:rFonts w:hint="default" w:ascii="Times New Roman" w:hAnsi="Times New Roman" w:cs="Times New Roman"/>
         </w:rPr>
-        <w:fldChar w:fldCharType="begin"/>
       </w:r>
       <w:r>
         <w:rPr>
           <w:rFonts w:hint="default" w:ascii="Times New Roman" w:hAnsi="Times New Roman" w:cs="Times New Roman"/>
         </w:rPr>
-        <w:instrText xml:space="preserve"> PAGEREF _Toc21458 \h </w:instrText>
       </w:r>
       <w:r>
         <w:rPr>
           <w:rFonts w:hint="default" w:ascii="Times New Roman" w:hAnsi="Times New Roman" w:cs="Times New Roman"/>
         </w:rPr>
-        <w:fldChar w:fldCharType="separate"/>
       </w:r>
       <w:r>
         <w:rPr>
           <w:rFonts w:hint="default" w:ascii="Times New Roman" w:hAnsi="Times New Roman" w:cs="Times New Roman"/>
         </w:rPr>
-        <w:t>12</w:t>
       </w:r>
       <w:r>
         <w:rPr>
           <w:rFonts w:hint="default" w:ascii="Times New Roman" w:hAnsi="Times New Roman" w:cs="Times New Roman"/>
         </w:rPr>
-        <w:fldChar w:fldCharType="end"/>
       </w:r>
     </w:p>
     <w:p>
@@ -2339,42 +2279,38 @@
           <w:rFonts w:hint="default" w:ascii="Times New Roman" w:hAnsi="Times New Roman" w:eastAsia="仿宋" w:cs="Times New Roman"/>
         </w:rPr>
         <w:t>十一、价值分析报告使用限制说明</w:t>
+        <w:tab/>
+        <w:t>13</w:t>
       </w:r>
       <w:r>
         <w:rPr>
           <w:rFonts w:hint="default" w:ascii="Times New Roman" w:hAnsi="Times New Roman" w:cs="Times New Roman"/>
         </w:rPr>
-        <w:tab/>
       </w:r>
       <w:r>
         <w:rPr>
           <w:rFonts w:hint="default" w:ascii="Times New Roman" w:hAnsi="Times New Roman" w:cs="Times New Roman"/>
         </w:rPr>
-        <w:fldChar w:fldCharType="begin"/>
       </w:r>
       <w:r>
         <w:rPr>
           <w:rFonts w:hint="default" w:ascii="Times New Roman" w:hAnsi="Times New Roman" w:cs="Times New Roman"/>
         </w:rPr>
-        <w:instrText xml:space="preserve"> PAGEREF _Toc5964 \h </w:instrText>
       </w:r>
       <w:r>
         <w:rPr>
           <w:rFonts w:hint="default" w:ascii="Times New Roman" w:hAnsi="Times New Roman" w:cs="Times New Roman"/>
         </w:rPr>
-        <w:fldChar w:fldCharType="separate"/>
       </w:r>
       <w:r>
         <w:rPr>
           <w:rFonts w:hint="default" w:ascii="Times New Roman" w:hAnsi="Times New Roman" w:cs="Times New Roman"/>
         </w:rPr>
-        <w:t>13</w:t>
       </w:r>
       <w:r>
         <w:rPr>
           <w:rFonts w:hint="default" w:ascii="Times New Roman" w:hAnsi="Times New Roman" w:cs="Times New Roman"/>
         </w:rPr>
-        <w:fldChar w:fldCharType="end"/>
       </w:r>
     </w:p>
     <w:p>
@@ -2394,42 +2330,38 @@
           <w:rFonts w:hint="default" w:ascii="Times New Roman" w:hAnsi="Times New Roman" w:eastAsia="仿宋" w:cs="Times New Roman"/>
         </w:rPr>
         <w:t>十二、价值分析报告日</w:t>
+        <w:tab/>
+        <w:t>13</w:t>
       </w:r>
       <w:r>
         <w:rPr>
           <w:rFonts w:hint="default" w:ascii="Times New Roman" w:hAnsi="Times New Roman" w:cs="Times New Roman"/>
         </w:rPr>
-        <w:tab/>
       </w:r>
       <w:r>
         <w:rPr>
           <w:rFonts w:hint="default" w:ascii="Times New Roman" w:hAnsi="Times New Roman" w:cs="Times New Roman"/>
         </w:rPr>
-        <w:fldChar w:fldCharType="begin"/>
       </w:r>
       <w:r>
         <w:rPr>
           <w:rFonts w:hint="default" w:ascii="Times New Roman" w:hAnsi="Times New Roman" w:cs="Times New Roman"/>
         </w:rPr>
-        <w:instrText xml:space="preserve"> PAGEREF _Toc10350 \h </w:instrText>
       </w:r>
       <w:r>
         <w:rPr>
           <w:rFonts w:hint="default" w:ascii="Times New Roman" w:hAnsi="Times New Roman" w:cs="Times New Roman"/>
         </w:rPr>
-        <w:fldChar w:fldCharType="separate"/>
       </w:r>
       <w:r>
         <w:rPr>
           <w:rFonts w:hint="default" w:ascii="Times New Roman" w:hAnsi="Times New Roman" w:cs="Times New Roman"/>
         </w:rPr>
-        <w:t>13</w:t>
       </w:r>
       <w:r>
         <w:rPr>
           <w:rFonts w:hint="default" w:ascii="Times New Roman" w:hAnsi="Times New Roman" w:cs="Times New Roman"/>
         </w:rPr>
-        <w:fldChar w:fldCharType="end"/>
       </w:r>
     </w:p>
     <w:p>
@@ -2449,42 +2381,38 @@
           <w:rFonts w:hint="default" w:ascii="Times New Roman" w:hAnsi="Times New Roman" w:eastAsia="仿宋" w:cs="Times New Roman"/>
         </w:rPr>
         <w:t>十三、资产评估机构印章</w:t>
+        <w:tab/>
+        <w:t>13</w:t>
       </w:r>
       <w:r>
         <w:rPr>
           <w:rFonts w:hint="default" w:ascii="Times New Roman" w:hAnsi="Times New Roman" w:cs="Times New Roman"/>
         </w:rPr>
-        <w:tab/>
       </w:r>
       <w:r>
         <w:rPr>
           <w:rFonts w:hint="default" w:ascii="Times New Roman" w:hAnsi="Times New Roman" w:cs="Times New Roman"/>
         </w:rPr>
-        <w:fldChar w:fldCharType="begin"/>
       </w:r>
       <w:r>
         <w:rPr>
           <w:rFonts w:hint="default" w:ascii="Times New Roman" w:hAnsi="Times New Roman" w:cs="Times New Roman"/>
         </w:rPr>
-        <w:instrText xml:space="preserve"> PAGEREF _Toc28227 \h </w:instrText>
       </w:r>
       <w:r>
         <w:rPr>
           <w:rFonts w:hint="default" w:ascii="Times New Roman" w:hAnsi="Times New Roman" w:cs="Times New Roman"/>
         </w:rPr>
-        <w:fldChar w:fldCharType="separate"/>
       </w:r>
       <w:r>
         <w:rPr>
           <w:rFonts w:hint="default" w:ascii="Times New Roman" w:hAnsi="Times New Roman" w:cs="Times New Roman"/>
         </w:rPr>
-        <w:t>13</w:t>
       </w:r>
       <w:r>
         <w:rPr>
           <w:rFonts w:hint="default" w:ascii="Times New Roman" w:hAnsi="Times New Roman" w:cs="Times New Roman"/>
         </w:rPr>
-        <w:fldChar w:fldCharType="end"/>
       </w:r>
     </w:p>
     <w:p>
@@ -2506,7 +2434,9 @@
           <w:u w:val="none"/>
           <w:lang w:val="en-US" w:eastAsia="zh-CN"/>
         </w:rPr>
-        <w:t>价值分析</w:t>
+        <w:t>价值分析报告附件</w:t>
+        <w:tab/>
+        <w:t>14</w:t>
       </w:r>
       <w:r>
         <w:rPr>
@@ -2515,43 +2445,36 @@
           <w:szCs w:val="30"/>
           <w:u w:val="none"/>
         </w:rPr>
-        <w:t>报告附件</w:t>
       </w:r>
       <w:r>
         <w:rPr>
           <w:rFonts w:hint="default" w:ascii="Times New Roman" w:hAnsi="Times New Roman" w:cs="Times New Roman"/>
         </w:rPr>
-        <w:tab/>
       </w:r>
       <w:r>
         <w:rPr>
           <w:rFonts w:hint="default" w:ascii="Times New Roman" w:hAnsi="Times New Roman" w:cs="Times New Roman"/>
         </w:rPr>
-        <w:fldChar w:fldCharType="begin"/>
       </w:r>
       <w:r>
         <w:rPr>
           <w:rFonts w:hint="default" w:ascii="Times New Roman" w:hAnsi="Times New Roman" w:cs="Times New Roman"/>
         </w:rPr>
-        <w:instrText xml:space="preserve"> PAGEREF _Toc19785 \h </w:instrText>
       </w:r>
       <w:r>
         <w:rPr>
           <w:rFonts w:hint="default" w:ascii="Times New Roman" w:hAnsi="Times New Roman" w:cs="Times New Roman"/>
         </w:rPr>
-        <w:fldChar w:fldCharType="separate"/>
       </w:r>
       <w:r>
         <w:rPr>
           <w:rFonts w:hint="default" w:ascii="Times New Roman" w:hAnsi="Times New Roman" w:cs="Times New Roman"/>
         </w:rPr>
-        <w:t>14</w:t>
       </w:r>
       <w:r>
         <w:rPr>
           <w:rFonts w:hint="default" w:ascii="Times New Roman" w:hAnsi="Times New Roman" w:cs="Times New Roman"/>
         </w:rPr>
-        <w:fldChar w:fldCharType="end"/>
       </w:r>
     </w:p>
     <w:p>
@@ -3019,7 +2942,7 @@
             </w14:solidFill>
           </w14:textFill>
         </w:rPr>
-        <w:t>2026</w:t>
+        <w:t>2025</w:t>
       </w:r>
       <w:r>
         <w:rPr>
@@ -3210,7 +3133,7 @@
           <w:szCs w:val="32"/>
           <w:lang w:eastAsia="zh-CN"/>
         </w:rPr>
-        <w:t>2026</w:t>
+        <w:t>2025</w:t>
       </w:r>
       <w:r>
         <w:rPr>
@@ -3230,7 +3153,7 @@
           <w:szCs w:val="32"/>
           <w:lang w:eastAsia="zh-CN"/>
         </w:rPr>
-        <w:t>1004</w:t>
+        <w:t>1017</w:t>
       </w:r>
       <w:r>
         <w:rPr>
@@ -3336,7 +3259,7 @@
           <w:szCs w:val="24"/>
           <w:lang w:eastAsia="zh-CN"/>
         </w:rPr>
-        <w:t>2026</w:t>
+        <w:t>2025</w:t>
       </w:r>
       <w:r>
         <w:rPr>
@@ -3382,7 +3305,7 @@
           <w:szCs w:val="24"/>
           <w:lang w:eastAsia="zh-CN"/>
         </w:rPr>
-        <w:t>2025年12月31日</w:t>
+        <w:t>2025年6月30日</w:t>
       </w:r>
       <w:r>
         <w:rPr>
@@ -3848,7 +3771,7 @@
           <w:szCs w:val="24"/>
           <w:lang w:eastAsia="zh-CN"/>
         </w:rPr>
-        <w:t>2025年12月31日</w:t>
+        <w:t>2025年6月30日</w:t>
       </w:r>
       <w:r>
         <w:rPr>
@@ -4007,7 +3930,7 @@
           <w:szCs w:val="24"/>
           <w:lang w:val="en-US" w:eastAsia="zh-CN" w:bidi="ar-SA"/>
         </w:rPr>
-        <w:t>2026</w:t>
+        <w:t>2025</w:t>
       </w:r>
       <w:r>
         <w:rPr>
@@ -4047,7 +3970,7 @@
           <w:szCs w:val="24"/>
           <w:lang w:val="en-US" w:eastAsia="zh-CN" w:bidi="ar-SA"/>
         </w:rPr>
-        <w:t>2025年12月31日</w:t>
+        <w:t>2025年6月30日</w:t>
       </w:r>
       <w:r>
         <w:rPr>
@@ -4156,7 +4079,7 @@
           <w:szCs w:val="24"/>
           <w:lang w:val="en-US" w:eastAsia="zh-CN" w:bidi="ar-SA"/>
         </w:rPr>
-        <w:t>2025年12月31日</w:t>
+        <w:t>2025年6月30日</w:t>
       </w:r>
       <w:r>
         <w:rPr>
@@ -4169,7 +4092,7 @@
           <w:rFonts w:hint="default" w:ascii="Times New Roman" w:hAnsi="Times New Roman" w:eastAsia="仿宋" w:cs="Times New Roman"/>
           <w:lang w:val="en-US" w:eastAsia="zh-CN"/>
         </w:rPr>
-        <w:t>2026年6月29日</w:t>
+        <w:t>2025年12月30日</w:t>
       </w:r>
       <w:r>
         <w:rPr>
@@ -4350,7 +4273,7 @@
             </w14:solidFill>
           </w14:textFill>
         </w:rPr>
-        <w:t>2026</w:t>
+        <w:t>2025</w:t>
       </w:r>
       <w:r>
         <w:rPr>
@@ -4540,7 +4463,7 @@
           <w:szCs w:val="32"/>
           <w:lang w:eastAsia="zh-CN"/>
         </w:rPr>
-        <w:t>2026</w:t>
+        <w:t>2025</w:t>
       </w:r>
       <w:r>
         <w:rPr>
@@ -4560,7 +4483,7 @@
           <w:szCs w:val="32"/>
           <w:lang w:eastAsia="zh-CN"/>
         </w:rPr>
-        <w:t>1004</w:t>
+        <w:t>1017</w:t>
       </w:r>
       <w:r>
         <w:rPr>
@@ -4719,7 +4642,7 @@
           <w:szCs w:val="24"/>
           <w:lang w:eastAsia="zh-CN"/>
         </w:rPr>
-        <w:t>2026</w:t>
+        <w:t>2025</w:t>
       </w:r>
       <w:r>
         <w:rPr>
@@ -4765,7 +4688,7 @@
           <w:szCs w:val="24"/>
           <w:lang w:eastAsia="zh-CN"/>
         </w:rPr>
-        <w:t>2025年12月31日</w:t>
+        <w:t>2025年6月30日</w:t>
       </w:r>
       <w:r>
         <w:rPr>
@@ -6198,7 +6121,7 @@
           <w:szCs w:val="24"/>
           <w:lang w:val="en-US" w:eastAsia="zh-CN"/>
         </w:rPr>
-        <w:t>根据贵行与债务人仲路芹户及相关当事方签订的贷款合同、借款凭据、抵押合同等资料，本次债权价值分析范围为：抵（质）押物价值、保全资产价值、债务人的偿债能力及其他偿债资金来源等四个方面。其中，抵押物情况如下：</w:t>
+        <w:t>根据贵行与债务人</w:t>
       </w:r>
       <w:r>
         <w:rPr>
@@ -6207,6 +6130,7 @@
           <w:szCs w:val="24"/>
           <w:lang w:val="en-US" w:eastAsia="zh-CN"/>
         </w:rPr>
+        <w:t>仲路芹</w:t>
       </w:r>
       <w:r>
         <w:rPr>
@@ -6215,6 +6139,7 @@
           <w:szCs w:val="24"/>
           <w:lang w:val="en-US" w:eastAsia="zh-CN"/>
         </w:rPr>
+        <w:t>户</w:t>
       </w:r>
       <w:r>
         <w:rPr>
@@ -6223,6 +6148,7 @@
           <w:szCs w:val="24"/>
           <w:lang w:val="en-US" w:eastAsia="zh-CN"/>
         </w:rPr>
+        <w:t>及相关当事方签订的贷款合同、借款凭据、抵押合同、保证合同等资料，本次债权价值分析范围为：抵（质）押物价值、保全资产价值、</w:t>
       </w:r>
       <w:r>
         <w:rPr>
@@ -6231,6 +6157,7 @@
           <w:szCs w:val="24"/>
           <w:lang w:val="en-US" w:eastAsia="zh-CN"/>
         </w:rPr>
+        <w:t>债务人</w:t>
       </w:r>
       <w:r>
         <w:rPr>
@@ -6239,6 +6166,7 @@
           <w:szCs w:val="24"/>
           <w:lang w:val="en-US" w:eastAsia="zh-CN"/>
         </w:rPr>
+        <w:t>的偿债能力、保证人的偿债能力及其他偿债资金来源等五个方面。其中，抵押物情况如下：</w:t>
       </w:r>
     </w:p>
     <w:tbl>
@@ -6701,7 +6629,7 @@
                 <w:vertAlign w:val="baseline"/>
                 <w:lang w:val="en-US" w:eastAsia="zh-CN"/>
               </w:rPr>
-              <w:t>苏(2022)苏州市不动产权第6006764号</w:t>
+              <w:t>苏（2022）苏州市不动产权第6006764号</w:t>
             </w:r>
           </w:p>
         </w:tc>
@@ -7202,7 +7130,7 @@
           <w:szCs w:val="24"/>
           <w:lang w:eastAsia="zh-CN"/>
         </w:rPr>
-        <w:t>2025年12月31日</w:t>
+        <w:t>2025年6月30日</w:t>
       </w:r>
       <w:r>
         <w:rPr>
@@ -8406,7 +8334,7 @@
                 <w:vertAlign w:val="baseline"/>
                 <w:lang w:val="en-US" w:eastAsia="zh-CN"/>
               </w:rPr>
-              <w:t>苏(2022)苏州市不动产权第6006764号</w:t>
+              <w:t>苏（2022）苏州市不动产权第6006764号</w:t>
             </w:r>
           </w:p>
         </w:tc>
@@ -9860,7 +9788,7 @@
           <w:szCs w:val="24"/>
           <w:lang w:val="en-US" w:eastAsia="zh-CN"/>
         </w:rPr>
-        <w:t>0.70</w:t>
+        <w:t>0.7</w:t>
       </w:r>
       <w:r>
         <w:rPr>
@@ -9991,7 +9919,7 @@
           <w:szCs w:val="24"/>
           <w:lang w:val="en-US" w:eastAsia="zh-CN"/>
         </w:rPr>
-        <w:t>0.70</w:t>
+        <w:t>0.7</w:t>
       </w:r>
     </w:p>
     <w:p>
@@ -10110,7 +10038,7 @@
           <w:szCs w:val="24"/>
           <w:lang w:val="en-US" w:eastAsia="zh-CN"/>
         </w:rPr>
-        <w:t>3.00%</w:t>
+        <w:t>3%</w:t>
       </w:r>
       <w:r>
         <w:rPr>
@@ -10185,7 +10113,7 @@
           <w:szCs w:val="24"/>
           <w:lang w:val="en-US" w:eastAsia="zh-CN" w:bidi="ar-SA"/>
         </w:rPr>
-        <w:t>3.00%</w:t>
+        <w:t>3%</w:t>
       </w:r>
       <w:r>
         <w:rPr>
@@ -10652,7 +10580,7 @@
           <w:szCs w:val="24"/>
           <w:lang w:val="en-US" w:eastAsia="zh-CN"/>
         </w:rPr>
-        <w:t>抵押物折现价值-处置费用-安置费用</w:t>
+        <w:t>抵押物折现价值-抵押物处置费用-安置费用</w:t>
       </w:r>
     </w:p>
     <w:p>
@@ -12739,7 +12667,7 @@
           <w:szCs w:val="22"/>
           <w:lang w:eastAsia="zh-CN"/>
         </w:rPr>
-        <w:t>2026</w:t>
+        <w:t>2025</w:t>
       </w:r>
       <w:r>
         <w:rPr>
@@ -12871,7 +12799,7 @@
           <w:rFonts w:hint="default" w:ascii="Times New Roman" w:hAnsi="Times New Roman" w:eastAsia="仿宋" w:cs="Times New Roman"/>
           <w:lang w:eastAsia="zh-CN"/>
         </w:rPr>
-        <w:t>2026</w:t>
+        <w:t>2025</w:t>
       </w:r>
       <w:r>
         <w:rPr>
@@ -12899,7 +12827,7 @@
           <w:rFonts w:hint="default" w:ascii="Times New Roman" w:hAnsi="Times New Roman" w:eastAsia="仿宋" w:cs="Times New Roman"/>
           <w:lang w:eastAsia="zh-CN"/>
         </w:rPr>
-        <w:t>2025年12月31日</w:t>
+        <w:t>2025年6月30日</w:t>
       </w:r>
       <w:r>
         <w:rPr>
@@ -13027,7 +12955,7 @@
           <w:rFonts w:hint="eastAsia" w:eastAsia="仿宋" w:cs="Times New Roman"/>
           <w:lang w:eastAsia="zh-CN"/>
         </w:rPr>
-        <w:t>2025年12月31日</w:t>
+        <w:t>2025年6月30日</w:t>
       </w:r>
       <w:r>
         <w:rPr>
@@ -13040,7 +12968,7 @@
           <w:rFonts w:hint="default" w:ascii="Times New Roman" w:hAnsi="Times New Roman" w:eastAsia="仿宋" w:cs="Times New Roman"/>
           <w:lang w:val="en-US" w:eastAsia="zh-CN"/>
         </w:rPr>
-        <w:t>2026年6月29日</w:t>
+        <w:t>2025年12月30日</w:t>
       </w:r>
       <w:r>
         <w:rPr>
@@ -13899,7 +13827,7 @@
         <w:rPr>
           <w:rFonts w:hint="default" w:ascii="Times New Roman" w:hAnsi="Times New Roman" w:eastAsia="仿宋" w:cs="Times New Roman"/>
         </w:rPr>
-        <w:t>2026年3月26日</w:t>
+        <w:t>2025年10月16日</w:t>
       </w:r>
       <w:r>
         <w:rPr>
@@ -14699,7 +14627,7 @@
                               <w:iCs/>
                               <w:lang w:val="en-US" w:eastAsia="zh-CN"/>
                             </w:rPr>
-                            <w:t>2026</w:t>
+                            <w:t>2025</w:t>
                           </w:r>
                           <w:r>
                             <w:rPr>
@@ -14804,7 +14732,7 @@
                         <w:iCs/>
                         <w:lang w:val="en-US" w:eastAsia="zh-CN"/>
                       </w:rPr>
-                      <w:t>2026</w:t>
+                      <w:t>2025</w:t>
                     </w:r>
                     <w:r>
                       <w:rPr>

--- a/word/价值分析报告-工行个贷不良资产-吴中-仲路芹.docx
+++ b/word/价值分析报告-工行个贷不良资产-吴中-仲路芹.docx
@@ -27,7 +27,7 @@
         <mc:AlternateContent>
           <mc:Choice Requires="wps">
             <w:drawing>
-              <wp:anchor distT="0" distB="0" distL="114300" distR="114300" simplePos="0" relativeHeight="251659264" behindDoc="0" locked="0" layoutInCell="1" allowOverlap="1" wp14:anchorId="752BA0D4" wp14:editId="25C5D09D">
+              <wp:anchor distT="0" distB="0" distL="114300" distR="114300" simplePos="0" relativeHeight="251659264" behindDoc="0" locked="0" layoutInCell="1" allowOverlap="1" wp14:anchorId="6393E3B0" wp14:editId="3B92B174">
                 <wp:simplePos x="0" y="0"/>
                 <wp:positionH relativeFrom="column">
                   <wp:posOffset>0</wp:posOffset>
@@ -1317,18 +1317,18 @@
     <w:p>
       <w:pPr>
         <w:pStyle w:val="Verzeichnis1"/>
-        <w:rPr>
-          <w:rFonts w:asciiTheme="minorHAnsi" w:eastAsiaTheme="minorEastAsia" w:hAnsiTheme="minorHAnsi" w:cstheme="minorBidi"/>
-          <w:b w:val="0"/>
-          <w:bCs w:val="0"/>
-          <w:noProof/>
-          <w:sz w:val="21"/>
-          <w:szCs w:val="22"/>
-        </w:rPr>
-      </w:pPr>
-      <w:r>
+        <w:tabs>
+          <w:tab w:val="clear" w:pos="8505"/>
+          <w:tab w:val="right" w:leader="dot" w:pos="8913"/>
+        </w:tabs>
         <w:rPr>
           <w:rFonts w:ascii="Times New Roman" w:hAnsi="Times New Roman"/>
+          <w:noProof/>
+        </w:rPr>
+      </w:pPr>
+      <w:r>
+        <w:rPr>
+          <w:rFonts w:ascii="Times New Roman" w:hAnsi="Times New Roman"/>
         </w:rPr>
         <w:fldChar w:fldCharType="begin"/>
       </w:r>
@@ -1346,62 +1346,72 @@
       </w:r>
       <w:r>
         <w:rPr>
-          <w:rFonts w:ascii="Times New Roman"/>
-          <w:noProof/>
+          <w:rFonts w:ascii="Times New Roman" w:hAnsi="Times New Roman"/>
+          <w:noProof/>
+          <w:szCs w:val="36"/>
         </w:rPr>
         <w:t>声</w:t>
       </w:r>
       <w:r>
         <w:rPr>
-          <w:rFonts w:ascii="Times New Roman"/>
-          <w:noProof/>
+          <w:rFonts w:ascii="Times New Roman" w:hAnsi="Times New Roman"/>
+          <w:noProof/>
+          <w:szCs w:val="36"/>
         </w:rPr>
         <w:t xml:space="preserve">  </w:t>
       </w:r>
       <w:r>
         <w:rPr>
-          <w:rFonts w:ascii="Times New Roman"/>
-          <w:noProof/>
+          <w:rFonts w:ascii="Times New Roman" w:hAnsi="Times New Roman"/>
+          <w:noProof/>
+          <w:szCs w:val="36"/>
         </w:rPr>
         <w:t>明</w:t>
       </w:r>
       <w:r>
         <w:rPr>
+          <w:rFonts w:ascii="Times New Roman" w:hAnsi="Times New Roman"/>
           <w:noProof/>
         </w:rPr>
         <w:tab/>
       </w:r>
       <w:r>
         <w:rPr>
+          <w:rFonts w:ascii="Times New Roman" w:hAnsi="Times New Roman"/>
           <w:noProof/>
         </w:rPr>
         <w:fldChar w:fldCharType="begin"/>
       </w:r>
       <w:r>
         <w:rPr>
-          <w:noProof/>
-        </w:rPr>
-        <w:instrText xml:space="preserve"> PAGEREF _Toc233290159 \h </w:instrText>
-      </w:r>
-      <w:r>
-        <w:rPr>
-          <w:noProof/>
-        </w:rPr>
-      </w:r>
-      <w:r>
-        <w:rPr>
+          <w:rFonts w:ascii="Times New Roman" w:hAnsi="Times New Roman"/>
+          <w:noProof/>
+        </w:rPr>
+        <w:instrText xml:space="preserve"> PAGEREF _Toc10628 \h </w:instrText>
+      </w:r>
+      <w:r>
+        <w:rPr>
+          <w:rFonts w:ascii="Times New Roman" w:hAnsi="Times New Roman"/>
+          <w:noProof/>
+        </w:rPr>
+      </w:r>
+      <w:r>
+        <w:rPr>
+          <w:rFonts w:ascii="Times New Roman" w:hAnsi="Times New Roman"/>
           <w:noProof/>
         </w:rPr>
         <w:fldChar w:fldCharType="separate"/>
       </w:r>
       <w:r>
         <w:rPr>
+          <w:rFonts w:ascii="Times New Roman" w:hAnsi="Times New Roman"/>
           <w:noProof/>
         </w:rPr>
         <w:t>1</w:t>
       </w:r>
       <w:r>
         <w:rPr>
+          <w:rFonts w:ascii="Times New Roman" w:hAnsi="Times New Roman"/>
           <w:noProof/>
         </w:rPr>
         <w:fldChar w:fldCharType="end"/>
@@ -1410,59 +1420,66 @@
     <w:p>
       <w:pPr>
         <w:pStyle w:val="Verzeichnis1"/>
-        <w:rPr>
-          <w:rFonts w:asciiTheme="minorHAnsi" w:eastAsiaTheme="minorEastAsia" w:hAnsiTheme="minorHAnsi" w:cstheme="minorBidi"/>
-          <w:b w:val="0"/>
-          <w:bCs w:val="0"/>
-          <w:noProof/>
-          <w:sz w:val="21"/>
-          <w:szCs w:val="22"/>
-        </w:rPr>
-      </w:pPr>
-      <w:r>
-        <w:rPr>
-          <w:rFonts w:ascii="Times New Roman"/>
-          <w:noProof/>
-        </w:rPr>
-        <w:t>债权清算价值分析报告摘要</w:t>
-      </w:r>
-      <w:r>
-        <w:rPr>
+        <w:tabs>
+          <w:tab w:val="clear" w:pos="8505"/>
+          <w:tab w:val="right" w:leader="dot" w:pos="8913"/>
+        </w:tabs>
+        <w:rPr>
+          <w:rFonts w:ascii="Times New Roman" w:hAnsi="Times New Roman"/>
+          <w:noProof/>
+        </w:rPr>
+      </w:pPr>
+      <w:r>
+        <w:rPr>
+          <w:rFonts w:ascii="Times New Roman" w:hAnsi="Times New Roman"/>
+          <w:noProof/>
+        </w:rPr>
+        <w:t>价值分析报告摘要</w:t>
+      </w:r>
+      <w:r>
+        <w:rPr>
+          <w:rFonts w:ascii="Times New Roman" w:hAnsi="Times New Roman"/>
           <w:noProof/>
         </w:rPr>
         <w:tab/>
       </w:r>
       <w:r>
         <w:rPr>
+          <w:rFonts w:ascii="Times New Roman" w:hAnsi="Times New Roman"/>
           <w:noProof/>
         </w:rPr>
         <w:fldChar w:fldCharType="begin"/>
       </w:r>
       <w:r>
         <w:rPr>
-          <w:noProof/>
-        </w:rPr>
-        <w:instrText xml:space="preserve"> PAGEREF _Toc233290160 \h </w:instrText>
-      </w:r>
-      <w:r>
-        <w:rPr>
-          <w:noProof/>
-        </w:rPr>
-      </w:r>
-      <w:r>
-        <w:rPr>
+          <w:rFonts w:ascii="Times New Roman" w:hAnsi="Times New Roman"/>
+          <w:noProof/>
+        </w:rPr>
+        <w:instrText xml:space="preserve"> PAGEREF _Toc4530 \h </w:instrText>
+      </w:r>
+      <w:r>
+        <w:rPr>
+          <w:rFonts w:ascii="Times New Roman" w:hAnsi="Times New Roman"/>
+          <w:noProof/>
+        </w:rPr>
+      </w:r>
+      <w:r>
+        <w:rPr>
+          <w:rFonts w:ascii="Times New Roman" w:hAnsi="Times New Roman"/>
           <w:noProof/>
         </w:rPr>
         <w:fldChar w:fldCharType="separate"/>
       </w:r>
       <w:r>
         <w:rPr>
+          <w:rFonts w:ascii="Times New Roman" w:hAnsi="Times New Roman"/>
           <w:noProof/>
         </w:rPr>
         <w:t>2</w:t>
       </w:r>
       <w:r>
         <w:rPr>
+          <w:rFonts w:ascii="Times New Roman" w:hAnsi="Times New Roman"/>
           <w:noProof/>
         </w:rPr>
         <w:fldChar w:fldCharType="end"/>
@@ -1471,59 +1488,73 @@
     <w:p>
       <w:pPr>
         <w:pStyle w:val="Verzeichnis1"/>
-        <w:rPr>
-          <w:rFonts w:asciiTheme="minorHAnsi" w:eastAsiaTheme="minorEastAsia" w:hAnsiTheme="minorHAnsi" w:cstheme="minorBidi"/>
-          <w:b w:val="0"/>
-          <w:bCs w:val="0"/>
-          <w:noProof/>
-          <w:sz w:val="21"/>
-          <w:szCs w:val="22"/>
-        </w:rPr>
-      </w:pPr>
-      <w:r>
-        <w:rPr>
-          <w:rFonts w:ascii="Times New Roman"/>
-          <w:noProof/>
-        </w:rPr>
-        <w:t>债权清算价值分析报告</w:t>
-      </w:r>
-      <w:r>
-        <w:rPr>
+        <w:tabs>
+          <w:tab w:val="clear" w:pos="8505"/>
+          <w:tab w:val="right" w:leader="dot" w:pos="8913"/>
+        </w:tabs>
+        <w:rPr>
+          <w:rFonts w:ascii="Times New Roman" w:hAnsi="Times New Roman"/>
+          <w:noProof/>
+        </w:rPr>
+      </w:pPr>
+      <w:r>
+        <w:rPr>
+          <w:rFonts w:ascii="Times New Roman" w:hAnsi="Times New Roman"/>
+          <w:noProof/>
+        </w:rPr>
+        <w:t>价值</w:t>
+      </w:r>
+      <w:r>
+        <w:rPr>
+          <w:rFonts w:ascii="Times New Roman" w:hAnsi="Times New Roman"/>
+          <w:noProof/>
+        </w:rPr>
+        <w:t>分析报告</w:t>
+      </w:r>
+      <w:r>
+        <w:rPr>
+          <w:rFonts w:ascii="Times New Roman" w:hAnsi="Times New Roman"/>
           <w:noProof/>
         </w:rPr>
         <w:tab/>
       </w:r>
       <w:r>
         <w:rPr>
+          <w:rFonts w:ascii="Times New Roman" w:hAnsi="Times New Roman"/>
           <w:noProof/>
         </w:rPr>
         <w:fldChar w:fldCharType="begin"/>
       </w:r>
       <w:r>
         <w:rPr>
-          <w:noProof/>
-        </w:rPr>
-        <w:instrText xml:space="preserve"> PAGEREF _Toc233290161 \h </w:instrText>
-      </w:r>
-      <w:r>
-        <w:rPr>
-          <w:noProof/>
-        </w:rPr>
-      </w:r>
-      <w:r>
-        <w:rPr>
+          <w:rFonts w:ascii="Times New Roman" w:hAnsi="Times New Roman"/>
+          <w:noProof/>
+        </w:rPr>
+        <w:instrText xml:space="preserve"> PAGEREF _Toc27400 \h </w:instrText>
+      </w:r>
+      <w:r>
+        <w:rPr>
+          <w:rFonts w:ascii="Times New Roman" w:hAnsi="Times New Roman"/>
+          <w:noProof/>
+        </w:rPr>
+      </w:r>
+      <w:r>
+        <w:rPr>
+          <w:rFonts w:ascii="Times New Roman" w:hAnsi="Times New Roman"/>
           <w:noProof/>
         </w:rPr>
         <w:fldChar w:fldCharType="separate"/>
       </w:r>
       <w:r>
         <w:rPr>
+          <w:rFonts w:ascii="Times New Roman" w:hAnsi="Times New Roman"/>
           <w:noProof/>
         </w:rPr>
         <w:t>4</w:t>
       </w:r>
       <w:r>
         <w:rPr>
+          <w:rFonts w:ascii="Times New Roman" w:hAnsi="Times New Roman"/>
           <w:noProof/>
         </w:rPr>
         <w:fldChar w:fldCharType="end"/>
@@ -1532,11 +1563,13 @@
     <w:p>
       <w:pPr>
         <w:pStyle w:val="Verzeichnis2"/>
-        <w:rPr>
-          <w:rFonts w:asciiTheme="minorHAnsi" w:eastAsiaTheme="minorEastAsia" w:hAnsiTheme="minorHAnsi" w:cstheme="minorBidi"/>
-          <w:noProof/>
-          <w:sz w:val="21"/>
-          <w:szCs w:val="22"/>
+        <w:tabs>
+          <w:tab w:val="clear" w:pos="1050"/>
+          <w:tab w:val="clear" w:pos="8505"/>
+          <w:tab w:val="right" w:leader="dot" w:pos="8913"/>
+        </w:tabs>
+        <w:rPr>
+          <w:noProof/>
         </w:rPr>
       </w:pPr>
       <w:r>
@@ -1544,6 +1577,7 @@
           <w:rFonts w:eastAsia="仿宋"/>
           <w:noProof/>
           <w:spacing w:val="-10"/>
+          <w:szCs w:val="28"/>
         </w:rPr>
         <w:t>一、</w:t>
       </w:r>
@@ -1551,15 +1585,25 @@
         <w:rPr>
           <w:rFonts w:eastAsia="仿宋"/>
           <w:noProof/>
-        </w:rPr>
-        <w:t xml:space="preserve"> </w:t>
-      </w:r>
-      <w:r>
-        <w:rPr>
-          <w:rFonts w:eastAsia="仿宋"/>
-          <w:noProof/>
-        </w:rPr>
-        <w:t>委托人、债务人及债务责任关联方简介</w:t>
+          <w:szCs w:val="28"/>
+        </w:rPr>
+        <w:t>委托人</w:t>
+      </w:r>
+      <w:r>
+        <w:rPr>
+          <w:rFonts w:eastAsia="仿宋"/>
+          <w:noProof/>
+          <w:szCs w:val="28"/>
+        </w:rPr>
+        <w:t>、</w:t>
+      </w:r>
+      <w:r>
+        <w:rPr>
+          <w:rFonts w:eastAsia="仿宋"/>
+          <w:noProof/>
+          <w:szCs w:val="28"/>
+        </w:rPr>
+        <w:t>债务人及债务责任关联方简介</w:t>
       </w:r>
       <w:r>
         <w:rPr>
@@ -1577,7 +1621,7 @@
         <w:rPr>
           <w:noProof/>
         </w:rPr>
-        <w:instrText xml:space="preserve"> PAGEREF _Toc233290162 \h </w:instrText>
+        <w:instrText xml:space="preserve"> PAGEREF _Toc9297 \h </w:instrText>
       </w:r>
       <w:r>
         <w:rPr>
@@ -1606,33 +1650,22 @@
     <w:p>
       <w:pPr>
         <w:pStyle w:val="Verzeichnis2"/>
-        <w:rPr>
-          <w:rFonts w:asciiTheme="minorHAnsi" w:eastAsiaTheme="minorEastAsia" w:hAnsiTheme="minorHAnsi" w:cstheme="minorBidi"/>
-          <w:noProof/>
-          <w:sz w:val="21"/>
-          <w:szCs w:val="22"/>
-        </w:rPr>
-      </w:pPr>
-      <w:r>
-        <w:rPr>
-          <w:rFonts w:eastAsia="仿宋"/>
-          <w:noProof/>
-        </w:rPr>
-        <w:t>二、</w:t>
-      </w:r>
-      <w:r>
-        <w:rPr>
-          <w:rFonts w:eastAsia="仿宋"/>
-          <w:noProof/>
-        </w:rPr>
-        <w:t xml:space="preserve"> </w:t>
-      </w:r>
-      <w:r>
-        <w:rPr>
-          <w:rFonts w:eastAsia="仿宋"/>
-          <w:noProof/>
-        </w:rPr>
-        <w:t>价值分析目的</w:t>
+        <w:tabs>
+          <w:tab w:val="clear" w:pos="1050"/>
+          <w:tab w:val="clear" w:pos="8505"/>
+          <w:tab w:val="right" w:leader="dot" w:pos="8913"/>
+        </w:tabs>
+        <w:rPr>
+          <w:noProof/>
+        </w:rPr>
+      </w:pPr>
+      <w:r>
+        <w:rPr>
+          <w:rFonts w:eastAsia="仿宋"/>
+          <w:noProof/>
+          <w:szCs w:val="28"/>
+        </w:rPr>
+        <w:t>二、价值分析目的</w:t>
       </w:r>
       <w:r>
         <w:rPr>
@@ -1650,7 +1683,7 @@
         <w:rPr>
           <w:noProof/>
         </w:rPr>
-        <w:instrText xml:space="preserve"> PAGEREF _Toc233290163 \h </w:instrText>
+        <w:instrText xml:space="preserve"> PAGEREF _Toc30665 \h </w:instrText>
       </w:r>
       <w:r>
         <w:rPr>
@@ -1679,33 +1712,22 @@
     <w:p>
       <w:pPr>
         <w:pStyle w:val="Verzeichnis2"/>
-        <w:rPr>
-          <w:rFonts w:asciiTheme="minorHAnsi" w:eastAsiaTheme="minorEastAsia" w:hAnsiTheme="minorHAnsi" w:cstheme="minorBidi"/>
-          <w:noProof/>
-          <w:sz w:val="21"/>
-          <w:szCs w:val="22"/>
-        </w:rPr>
-      </w:pPr>
-      <w:r>
-        <w:rPr>
-          <w:rFonts w:eastAsia="仿宋"/>
-          <w:noProof/>
-        </w:rPr>
-        <w:t>三、</w:t>
-      </w:r>
-      <w:r>
-        <w:rPr>
-          <w:rFonts w:eastAsia="仿宋"/>
-          <w:noProof/>
-        </w:rPr>
-        <w:t xml:space="preserve"> </w:t>
-      </w:r>
-      <w:r>
-        <w:rPr>
-          <w:rFonts w:eastAsia="仿宋"/>
-          <w:noProof/>
-        </w:rPr>
-        <w:t>价值分析对象和价值分析范围</w:t>
+        <w:tabs>
+          <w:tab w:val="clear" w:pos="1050"/>
+          <w:tab w:val="clear" w:pos="8505"/>
+          <w:tab w:val="right" w:leader="dot" w:pos="8913"/>
+        </w:tabs>
+        <w:rPr>
+          <w:noProof/>
+        </w:rPr>
+      </w:pPr>
+      <w:r>
+        <w:rPr>
+          <w:rFonts w:eastAsia="仿宋"/>
+          <w:noProof/>
+          <w:szCs w:val="28"/>
+        </w:rPr>
+        <w:t>三、价值分析对象和价值分析范围</w:t>
       </w:r>
       <w:r>
         <w:rPr>
@@ -1723,7 +1745,7 @@
         <w:rPr>
           <w:noProof/>
         </w:rPr>
-        <w:instrText xml:space="preserve"> PAGEREF _Toc233290164 \h </w:instrText>
+        <w:instrText xml:space="preserve"> PAGEREF _Toc20955 \h </w:instrText>
       </w:r>
       <w:r>
         <w:rPr>
@@ -1752,33 +1774,22 @@
     <w:p>
       <w:pPr>
         <w:pStyle w:val="Verzeichnis2"/>
-        <w:rPr>
-          <w:rFonts w:asciiTheme="minorHAnsi" w:eastAsiaTheme="minorEastAsia" w:hAnsiTheme="minorHAnsi" w:cstheme="minorBidi"/>
-          <w:noProof/>
-          <w:sz w:val="21"/>
-          <w:szCs w:val="22"/>
-        </w:rPr>
-      </w:pPr>
-      <w:r>
-        <w:rPr>
-          <w:rFonts w:eastAsia="仿宋"/>
-          <w:noProof/>
-        </w:rPr>
-        <w:t>四、</w:t>
-      </w:r>
-      <w:r>
-        <w:rPr>
-          <w:rFonts w:eastAsia="仿宋"/>
-          <w:noProof/>
-        </w:rPr>
-        <w:t xml:space="preserve"> </w:t>
-      </w:r>
-      <w:r>
-        <w:rPr>
-          <w:rFonts w:eastAsia="仿宋"/>
-          <w:noProof/>
-        </w:rPr>
-        <w:t>价值类型</w:t>
+        <w:tabs>
+          <w:tab w:val="clear" w:pos="1050"/>
+          <w:tab w:val="clear" w:pos="8505"/>
+          <w:tab w:val="right" w:leader="dot" w:pos="8913"/>
+        </w:tabs>
+        <w:rPr>
+          <w:noProof/>
+        </w:rPr>
+      </w:pPr>
+      <w:r>
+        <w:rPr>
+          <w:rFonts w:eastAsia="仿宋"/>
+          <w:noProof/>
+          <w:szCs w:val="28"/>
+        </w:rPr>
+        <w:t>四、价值类型</w:t>
       </w:r>
       <w:r>
         <w:rPr>
@@ -1796,7 +1807,7 @@
         <w:rPr>
           <w:noProof/>
         </w:rPr>
-        <w:instrText xml:space="preserve"> PAGEREF _Toc233290165 \h </w:instrText>
+        <w:instrText xml:space="preserve"> PAGEREF _Toc3814 \h </w:instrText>
       </w:r>
       <w:r>
         <w:rPr>
@@ -1825,33 +1836,22 @@
     <w:p>
       <w:pPr>
         <w:pStyle w:val="Verzeichnis2"/>
-        <w:rPr>
-          <w:rFonts w:asciiTheme="minorHAnsi" w:eastAsiaTheme="minorEastAsia" w:hAnsiTheme="minorHAnsi" w:cstheme="minorBidi"/>
-          <w:noProof/>
-          <w:sz w:val="21"/>
-          <w:szCs w:val="22"/>
-        </w:rPr>
-      </w:pPr>
-      <w:r>
-        <w:rPr>
-          <w:rFonts w:eastAsia="仿宋"/>
-          <w:noProof/>
-        </w:rPr>
-        <w:t>五、</w:t>
-      </w:r>
-      <w:r>
-        <w:rPr>
-          <w:rFonts w:eastAsia="仿宋"/>
-          <w:noProof/>
-        </w:rPr>
-        <w:t xml:space="preserve"> </w:t>
-      </w:r>
-      <w:r>
-        <w:rPr>
-          <w:rFonts w:eastAsia="仿宋"/>
-          <w:noProof/>
-        </w:rPr>
-        <w:t>价值分析基准日</w:t>
+        <w:tabs>
+          <w:tab w:val="clear" w:pos="1050"/>
+          <w:tab w:val="clear" w:pos="8505"/>
+          <w:tab w:val="right" w:leader="dot" w:pos="8913"/>
+        </w:tabs>
+        <w:rPr>
+          <w:noProof/>
+        </w:rPr>
+      </w:pPr>
+      <w:r>
+        <w:rPr>
+          <w:rFonts w:eastAsia="仿宋"/>
+          <w:noProof/>
+          <w:szCs w:val="28"/>
+        </w:rPr>
+        <w:t>五、价值分析基准日</w:t>
       </w:r>
       <w:r>
         <w:rPr>
@@ -1869,7 +1869,7 @@
         <w:rPr>
           <w:noProof/>
         </w:rPr>
-        <w:instrText xml:space="preserve"> PAGEREF _Toc233290166 \h </w:instrText>
+        <w:instrText xml:space="preserve"> PAGEREF _Toc23539 \h </w:instrText>
       </w:r>
       <w:r>
         <w:rPr>
@@ -1898,33 +1898,22 @@
     <w:p>
       <w:pPr>
         <w:pStyle w:val="Verzeichnis2"/>
-        <w:rPr>
-          <w:rFonts w:asciiTheme="minorHAnsi" w:eastAsiaTheme="minorEastAsia" w:hAnsiTheme="minorHAnsi" w:cstheme="minorBidi"/>
-          <w:noProof/>
-          <w:sz w:val="21"/>
-          <w:szCs w:val="22"/>
-        </w:rPr>
-      </w:pPr>
-      <w:r>
-        <w:rPr>
-          <w:rFonts w:eastAsia="仿宋"/>
-          <w:noProof/>
-        </w:rPr>
-        <w:t>六、</w:t>
-      </w:r>
-      <w:r>
-        <w:rPr>
-          <w:rFonts w:eastAsia="仿宋"/>
-          <w:noProof/>
-        </w:rPr>
-        <w:t xml:space="preserve"> </w:t>
-      </w:r>
-      <w:r>
-        <w:rPr>
-          <w:rFonts w:eastAsia="仿宋"/>
-          <w:noProof/>
-        </w:rPr>
-        <w:t>价值分析思路和方法</w:t>
+        <w:tabs>
+          <w:tab w:val="clear" w:pos="1050"/>
+          <w:tab w:val="clear" w:pos="8505"/>
+          <w:tab w:val="right" w:leader="dot" w:pos="8913"/>
+        </w:tabs>
+        <w:rPr>
+          <w:noProof/>
+        </w:rPr>
+      </w:pPr>
+      <w:r>
+        <w:rPr>
+          <w:rFonts w:eastAsia="仿宋"/>
+          <w:noProof/>
+          <w:szCs w:val="28"/>
+        </w:rPr>
+        <w:t>六、价值分析思路和方法</w:t>
       </w:r>
       <w:r>
         <w:rPr>
@@ -1942,7 +1931,7 @@
         <w:rPr>
           <w:noProof/>
         </w:rPr>
-        <w:instrText xml:space="preserve"> PAGEREF _Toc233290167 \h </w:instrText>
+        <w:instrText xml:space="preserve"> PAGEREF _Toc30321 \h </w:instrText>
       </w:r>
       <w:r>
         <w:rPr>
@@ -1971,33 +1960,22 @@
     <w:p>
       <w:pPr>
         <w:pStyle w:val="Verzeichnis2"/>
-        <w:rPr>
-          <w:rFonts w:asciiTheme="minorHAnsi" w:eastAsiaTheme="minorEastAsia" w:hAnsiTheme="minorHAnsi" w:cstheme="minorBidi"/>
-          <w:noProof/>
-          <w:sz w:val="21"/>
-          <w:szCs w:val="22"/>
-        </w:rPr>
-      </w:pPr>
-      <w:r>
-        <w:rPr>
-          <w:rFonts w:eastAsia="仿宋"/>
-          <w:noProof/>
-        </w:rPr>
-        <w:t>七、</w:t>
-      </w:r>
-      <w:r>
-        <w:rPr>
-          <w:rFonts w:eastAsia="仿宋"/>
-          <w:noProof/>
-        </w:rPr>
-        <w:t xml:space="preserve"> </w:t>
-      </w:r>
-      <w:r>
-        <w:rPr>
-          <w:rFonts w:eastAsia="仿宋"/>
-          <w:noProof/>
-        </w:rPr>
-        <w:t>价值分析程序实施过程和情况</w:t>
+        <w:tabs>
+          <w:tab w:val="clear" w:pos="1050"/>
+          <w:tab w:val="clear" w:pos="8505"/>
+          <w:tab w:val="right" w:leader="dot" w:pos="8913"/>
+        </w:tabs>
+        <w:rPr>
+          <w:noProof/>
+        </w:rPr>
+      </w:pPr>
+      <w:r>
+        <w:rPr>
+          <w:rFonts w:eastAsia="仿宋"/>
+          <w:noProof/>
+          <w:szCs w:val="28"/>
+        </w:rPr>
+        <w:t>七、价值分析程序实施过程和情况</w:t>
       </w:r>
       <w:r>
         <w:rPr>
@@ -2015,7 +1993,7 @@
         <w:rPr>
           <w:noProof/>
         </w:rPr>
-        <w:instrText xml:space="preserve"> PAGEREF _Toc233290168 \h </w:instrText>
+        <w:instrText xml:space="preserve"> PAGEREF _Toc14196 \h </w:instrText>
       </w:r>
       <w:r>
         <w:rPr>
@@ -2044,33 +2022,22 @@
     <w:p>
       <w:pPr>
         <w:pStyle w:val="Verzeichnis2"/>
-        <w:rPr>
-          <w:rFonts w:asciiTheme="minorHAnsi" w:eastAsiaTheme="minorEastAsia" w:hAnsiTheme="minorHAnsi" w:cstheme="minorBidi"/>
-          <w:noProof/>
-          <w:sz w:val="21"/>
-          <w:szCs w:val="22"/>
-        </w:rPr>
-      </w:pPr>
-      <w:r>
-        <w:rPr>
-          <w:rFonts w:eastAsia="仿宋"/>
-          <w:noProof/>
-        </w:rPr>
-        <w:t>八、</w:t>
-      </w:r>
-      <w:r>
-        <w:rPr>
-          <w:rFonts w:eastAsia="仿宋"/>
-          <w:noProof/>
-        </w:rPr>
-        <w:t xml:space="preserve"> </w:t>
-      </w:r>
-      <w:r>
-        <w:rPr>
-          <w:rFonts w:eastAsia="仿宋"/>
-          <w:noProof/>
-        </w:rPr>
-        <w:t>价值分析假设</w:t>
+        <w:tabs>
+          <w:tab w:val="clear" w:pos="1050"/>
+          <w:tab w:val="clear" w:pos="8505"/>
+          <w:tab w:val="right" w:leader="dot" w:pos="8913"/>
+        </w:tabs>
+        <w:rPr>
+          <w:noProof/>
+        </w:rPr>
+      </w:pPr>
+      <w:r>
+        <w:rPr>
+          <w:rFonts w:eastAsia="仿宋"/>
+          <w:noProof/>
+          <w:szCs w:val="28"/>
+        </w:rPr>
+        <w:t>八、价值分析假设</w:t>
       </w:r>
       <w:r>
         <w:rPr>
@@ -2088,7 +2055,7 @@
         <w:rPr>
           <w:noProof/>
         </w:rPr>
-        <w:instrText xml:space="preserve"> PAGEREF _Toc233290169 \h </w:instrText>
+        <w:instrText xml:space="preserve"> PAGEREF _Toc17062 \h </w:instrText>
       </w:r>
       <w:r>
         <w:rPr>
@@ -2117,11 +2084,13 @@
     <w:p>
       <w:pPr>
         <w:pStyle w:val="Verzeichnis2"/>
-        <w:rPr>
-          <w:rFonts w:asciiTheme="minorHAnsi" w:eastAsiaTheme="minorEastAsia" w:hAnsiTheme="minorHAnsi" w:cstheme="minorBidi"/>
-          <w:noProof/>
-          <w:sz w:val="21"/>
-          <w:szCs w:val="22"/>
+        <w:tabs>
+          <w:tab w:val="clear" w:pos="1050"/>
+          <w:tab w:val="clear" w:pos="8505"/>
+          <w:tab w:val="right" w:leader="dot" w:pos="8913"/>
+        </w:tabs>
+        <w:rPr>
+          <w:noProof/>
         </w:rPr>
       </w:pPr>
       <w:r>
@@ -2135,13 +2104,7 @@
         <w:rPr>
           <w:rFonts w:eastAsia="仿宋"/>
           <w:noProof/>
-        </w:rPr>
-        <w:t xml:space="preserve"> </w:t>
-      </w:r>
-      <w:r>
-        <w:rPr>
-          <w:rFonts w:eastAsia="仿宋"/>
-          <w:noProof/>
+          <w:szCs w:val="28"/>
         </w:rPr>
         <w:t>价值分析结论</w:t>
       </w:r>
@@ -2161,7 +2124,7 @@
         <w:rPr>
           <w:noProof/>
         </w:rPr>
-        <w:instrText xml:space="preserve"> PAGEREF _Toc233290170 \h </w:instrText>
+        <w:instrText xml:space="preserve"> PAGEREF _Toc30541 \h </w:instrText>
       </w:r>
       <w:r>
         <w:rPr>
@@ -2190,33 +2153,21 @@
     <w:p>
       <w:pPr>
         <w:pStyle w:val="Verzeichnis2"/>
-        <w:rPr>
-          <w:rFonts w:asciiTheme="minorHAnsi" w:eastAsiaTheme="minorEastAsia" w:hAnsiTheme="minorHAnsi" w:cstheme="minorBidi"/>
-          <w:noProof/>
-          <w:sz w:val="21"/>
-          <w:szCs w:val="22"/>
-        </w:rPr>
-      </w:pPr>
-      <w:r>
-        <w:rPr>
-          <w:rFonts w:eastAsia="仿宋"/>
-          <w:noProof/>
-        </w:rPr>
-        <w:t>十、</w:t>
-      </w:r>
-      <w:r>
-        <w:rPr>
-          <w:rFonts w:eastAsia="仿宋"/>
-          <w:noProof/>
-        </w:rPr>
-        <w:t xml:space="preserve"> </w:t>
-      </w:r>
-      <w:r>
-        <w:rPr>
-          <w:rFonts w:eastAsia="仿宋"/>
-          <w:noProof/>
-        </w:rPr>
-        <w:t>特别事项说明</w:t>
+        <w:tabs>
+          <w:tab w:val="clear" w:pos="1050"/>
+          <w:tab w:val="clear" w:pos="8505"/>
+          <w:tab w:val="right" w:leader="dot" w:pos="8913"/>
+        </w:tabs>
+        <w:rPr>
+          <w:noProof/>
+        </w:rPr>
+      </w:pPr>
+      <w:r>
+        <w:rPr>
+          <w:rFonts w:eastAsia="仿宋"/>
+          <w:noProof/>
+        </w:rPr>
+        <w:t>十、特别事项说明</w:t>
       </w:r>
       <w:r>
         <w:rPr>
@@ -2234,7 +2185,7 @@
         <w:rPr>
           <w:noProof/>
         </w:rPr>
-        <w:instrText xml:space="preserve"> PAGEREF _Toc233290171 \h </w:instrText>
+        <w:instrText xml:space="preserve"> PAGEREF _Toc21458 \h </w:instrText>
       </w:r>
       <w:r>
         <w:rPr>
@@ -2263,33 +2214,21 @@
     <w:p>
       <w:pPr>
         <w:pStyle w:val="Verzeichnis2"/>
-        <w:rPr>
-          <w:rFonts w:asciiTheme="minorHAnsi" w:eastAsiaTheme="minorEastAsia" w:hAnsiTheme="minorHAnsi" w:cstheme="minorBidi"/>
-          <w:noProof/>
-          <w:sz w:val="21"/>
-          <w:szCs w:val="22"/>
-        </w:rPr>
-      </w:pPr>
-      <w:r>
-        <w:rPr>
-          <w:rFonts w:eastAsia="仿宋"/>
-          <w:noProof/>
-        </w:rPr>
-        <w:t>十一、</w:t>
-      </w:r>
-      <w:r>
-        <w:rPr>
-          <w:rFonts w:eastAsia="仿宋"/>
-          <w:noProof/>
-        </w:rPr>
-        <w:t xml:space="preserve"> </w:t>
-      </w:r>
-      <w:r>
-        <w:rPr>
-          <w:rFonts w:eastAsia="仿宋"/>
-          <w:noProof/>
-        </w:rPr>
-        <w:t>价值分析报告使用限制说明</w:t>
+        <w:tabs>
+          <w:tab w:val="clear" w:pos="1050"/>
+          <w:tab w:val="clear" w:pos="8505"/>
+          <w:tab w:val="right" w:leader="dot" w:pos="8913"/>
+        </w:tabs>
+        <w:rPr>
+          <w:noProof/>
+        </w:rPr>
+      </w:pPr>
+      <w:r>
+        <w:rPr>
+          <w:rFonts w:eastAsia="仿宋"/>
+          <w:noProof/>
+        </w:rPr>
+        <w:t>十一、价值分析报告使用限制说明</w:t>
       </w:r>
       <w:r>
         <w:rPr>
@@ -2307,7 +2246,7 @@
         <w:rPr>
           <w:noProof/>
         </w:rPr>
-        <w:instrText xml:space="preserve"> PAGEREF _Toc233290172 \h </w:instrText>
+        <w:instrText xml:space="preserve"> PAGEREF _Toc5964 \h </w:instrText>
       </w:r>
       <w:r>
         <w:rPr>
@@ -2336,33 +2275,21 @@
     <w:p>
       <w:pPr>
         <w:pStyle w:val="Verzeichnis2"/>
-        <w:rPr>
-          <w:rFonts w:asciiTheme="minorHAnsi" w:eastAsiaTheme="minorEastAsia" w:hAnsiTheme="minorHAnsi" w:cstheme="minorBidi"/>
-          <w:noProof/>
-          <w:sz w:val="21"/>
-          <w:szCs w:val="22"/>
-        </w:rPr>
-      </w:pPr>
-      <w:r>
-        <w:rPr>
-          <w:rFonts w:eastAsia="仿宋"/>
-          <w:noProof/>
-        </w:rPr>
-        <w:t>十二、</w:t>
-      </w:r>
-      <w:r>
-        <w:rPr>
-          <w:rFonts w:eastAsia="仿宋"/>
-          <w:noProof/>
-        </w:rPr>
-        <w:t xml:space="preserve"> </w:t>
-      </w:r>
-      <w:r>
-        <w:rPr>
-          <w:rFonts w:eastAsia="仿宋"/>
-          <w:noProof/>
-        </w:rPr>
-        <w:t>价值分析报告日</w:t>
+        <w:tabs>
+          <w:tab w:val="clear" w:pos="1050"/>
+          <w:tab w:val="clear" w:pos="8505"/>
+          <w:tab w:val="right" w:leader="dot" w:pos="8913"/>
+        </w:tabs>
+        <w:rPr>
+          <w:noProof/>
+        </w:rPr>
+      </w:pPr>
+      <w:r>
+        <w:rPr>
+          <w:rFonts w:eastAsia="仿宋"/>
+          <w:noProof/>
+        </w:rPr>
+        <w:t>十二、价值分析报告日</w:t>
       </w:r>
       <w:r>
         <w:rPr>
@@ -2380,7 +2307,7 @@
         <w:rPr>
           <w:noProof/>
         </w:rPr>
-        <w:instrText xml:space="preserve"> PAGEREF _Toc233290173 \h </w:instrText>
+        <w:instrText xml:space="preserve"> PAGEREF _Toc10350 \h </w:instrText>
       </w:r>
       <w:r>
         <w:rPr>
@@ -2409,33 +2336,21 @@
     <w:p>
       <w:pPr>
         <w:pStyle w:val="Verzeichnis2"/>
-        <w:rPr>
-          <w:rFonts w:asciiTheme="minorHAnsi" w:eastAsiaTheme="minorEastAsia" w:hAnsiTheme="minorHAnsi" w:cstheme="minorBidi"/>
-          <w:noProof/>
-          <w:sz w:val="21"/>
-          <w:szCs w:val="22"/>
-        </w:rPr>
-      </w:pPr>
-      <w:r>
-        <w:rPr>
-          <w:rFonts w:eastAsia="仿宋"/>
-          <w:noProof/>
-        </w:rPr>
-        <w:t>十三、</w:t>
-      </w:r>
-      <w:r>
-        <w:rPr>
-          <w:rFonts w:eastAsia="仿宋"/>
-          <w:noProof/>
-        </w:rPr>
-        <w:t xml:space="preserve"> </w:t>
-      </w:r>
-      <w:r>
-        <w:rPr>
-          <w:rFonts w:eastAsia="仿宋"/>
-          <w:noProof/>
-        </w:rPr>
-        <w:t>资产评估机构印章</w:t>
+        <w:tabs>
+          <w:tab w:val="clear" w:pos="1050"/>
+          <w:tab w:val="clear" w:pos="8505"/>
+          <w:tab w:val="right" w:leader="dot" w:pos="8913"/>
+        </w:tabs>
+        <w:rPr>
+          <w:noProof/>
+        </w:rPr>
+      </w:pPr>
+      <w:r>
+        <w:rPr>
+          <w:rFonts w:eastAsia="仿宋"/>
+          <w:noProof/>
+        </w:rPr>
+        <w:t>十三、资产评估机构印章</w:t>
       </w:r>
       <w:r>
         <w:rPr>
@@ -2453,7 +2368,7 @@
         <w:rPr>
           <w:noProof/>
         </w:rPr>
-        <w:instrText xml:space="preserve"> PAGEREF _Toc233290174 \h </w:instrText>
+        <w:instrText xml:space="preserve"> PAGEREF _Toc28227 \h </w:instrText>
       </w:r>
       <w:r>
         <w:rPr>
@@ -2482,59 +2397,75 @@
     <w:p>
       <w:pPr>
         <w:pStyle w:val="Verzeichnis1"/>
-        <w:rPr>
-          <w:rFonts w:asciiTheme="minorHAnsi" w:eastAsiaTheme="minorEastAsia" w:hAnsiTheme="minorHAnsi" w:cstheme="minorBidi"/>
-          <w:b w:val="0"/>
-          <w:bCs w:val="0"/>
-          <w:noProof/>
-          <w:sz w:val="21"/>
-          <w:szCs w:val="22"/>
-        </w:rPr>
-      </w:pPr>
-      <w:r>
-        <w:rPr>
-          <w:rFonts w:ascii="Times New Roman"/>
-          <w:noProof/>
-        </w:rPr>
-        <w:t>价值分析报告附件</w:t>
-      </w:r>
-      <w:r>
-        <w:rPr>
+        <w:tabs>
+          <w:tab w:val="clear" w:pos="8505"/>
+          <w:tab w:val="right" w:leader="dot" w:pos="8913"/>
+        </w:tabs>
+        <w:rPr>
+          <w:rFonts w:ascii="Times New Roman" w:hAnsi="Times New Roman"/>
+          <w:noProof/>
+        </w:rPr>
+      </w:pPr>
+      <w:r>
+        <w:rPr>
+          <w:rFonts w:ascii="Times New Roman" w:hAnsi="Times New Roman"/>
+          <w:noProof/>
+          <w:szCs w:val="30"/>
+        </w:rPr>
+        <w:t>价值分析</w:t>
+      </w:r>
+      <w:r>
+        <w:rPr>
+          <w:rFonts w:ascii="Times New Roman" w:hAnsi="Times New Roman"/>
+          <w:noProof/>
+          <w:szCs w:val="30"/>
+        </w:rPr>
+        <w:t>报告附件</w:t>
+      </w:r>
+      <w:r>
+        <w:rPr>
+          <w:rFonts w:ascii="Times New Roman" w:hAnsi="Times New Roman"/>
           <w:noProof/>
         </w:rPr>
         <w:tab/>
       </w:r>
       <w:r>
         <w:rPr>
+          <w:rFonts w:ascii="Times New Roman" w:hAnsi="Times New Roman"/>
           <w:noProof/>
         </w:rPr>
         <w:fldChar w:fldCharType="begin"/>
       </w:r>
       <w:r>
         <w:rPr>
-          <w:noProof/>
-        </w:rPr>
-        <w:instrText xml:space="preserve"> PAGEREF _Toc233290175 \h </w:instrText>
-      </w:r>
-      <w:r>
-        <w:rPr>
-          <w:noProof/>
-        </w:rPr>
-      </w:r>
-      <w:r>
-        <w:rPr>
+          <w:rFonts w:ascii="Times New Roman" w:hAnsi="Times New Roman"/>
+          <w:noProof/>
+        </w:rPr>
+        <w:instrText xml:space="preserve"> PAGEREF _Toc19785 \h </w:instrText>
+      </w:r>
+      <w:r>
+        <w:rPr>
+          <w:rFonts w:ascii="Times New Roman" w:hAnsi="Times New Roman"/>
+          <w:noProof/>
+        </w:rPr>
+      </w:r>
+      <w:r>
+        <w:rPr>
+          <w:rFonts w:ascii="Times New Roman" w:hAnsi="Times New Roman"/>
           <w:noProof/>
         </w:rPr>
         <w:fldChar w:fldCharType="separate"/>
       </w:r>
       <w:r>
         <w:rPr>
+          <w:rFonts w:ascii="Times New Roman" w:hAnsi="Times New Roman"/>
           <w:noProof/>
         </w:rPr>
         <w:t>14</w:t>
       </w:r>
       <w:r>
         <w:rPr>
+          <w:rFonts w:ascii="Times New Roman" w:hAnsi="Times New Roman"/>
           <w:noProof/>
         </w:rPr>
         <w:fldChar w:fldCharType="end"/>
@@ -2590,6 +2521,7 @@
       <w:bookmarkStart w:id="6" w:name="_Toc469811357"/>
       <w:bookmarkStart w:id="7" w:name="_Toc477429867"/>
     </w:p>
+    <w:bookmarkStart w:id="8" w:name="_Toc10628"/>
     <w:p>
       <w:pPr>
         <w:pStyle w:val="berschrift1"/>
@@ -2603,51 +2535,111 @@
           <w:szCs w:val="36"/>
         </w:rPr>
       </w:pPr>
-      <w:hyperlink w:anchor="目录" w:history="1">
-        <w:bookmarkStart w:id="8" w:name="_Toc233290159"/>
-        <w:r>
-          <w:rPr>
-            <w:rStyle w:val="BesuchterLink"/>
-            <w:rFonts w:ascii="Times New Roman" w:eastAsia="仿宋"/>
-            <w:bCs/>
-            <w:color w:val="auto"/>
-            <w:sz w:val="36"/>
-            <w:szCs w:val="36"/>
-            <w:u w:val="none"/>
-          </w:rPr>
-          <w:t>声</w:t>
-        </w:r>
-        <w:bookmarkStart w:id="9" w:name="_Hlt475689408"/>
-        <w:bookmarkStart w:id="10" w:name="_Hlt475689927"/>
-        <w:bookmarkEnd w:id="9"/>
-        <w:bookmarkEnd w:id="10"/>
-        <w:r>
-          <w:rPr>
-            <w:rStyle w:val="BesuchterLink"/>
-            <w:rFonts w:ascii="Times New Roman" w:eastAsia="仿宋"/>
-            <w:bCs/>
-            <w:color w:val="auto"/>
-            <w:sz w:val="36"/>
-            <w:szCs w:val="36"/>
-            <w:u w:val="none"/>
-          </w:rPr>
-          <w:t xml:space="preserve">  </w:t>
-        </w:r>
-        <w:r>
-          <w:rPr>
-            <w:rStyle w:val="BesuchterLink"/>
-            <w:rFonts w:ascii="Times New Roman" w:eastAsia="仿宋"/>
-            <w:bCs/>
-            <w:color w:val="auto"/>
-            <w:sz w:val="36"/>
-            <w:szCs w:val="36"/>
-            <w:u w:val="none"/>
-          </w:rPr>
-          <w:t>明</w:t>
-        </w:r>
-        <w:bookmarkEnd w:id="2"/>
-        <w:bookmarkEnd w:id="8"/>
-      </w:hyperlink>
+      <w:r>
+        <w:rPr>
+          <w:rFonts w:ascii="Times New Roman" w:eastAsia="仿宋"/>
+          <w:bCs/>
+          <w:sz w:val="36"/>
+          <w:szCs w:val="36"/>
+        </w:rPr>
+        <w:lastRenderedPageBreak/>
+        <w:fldChar w:fldCharType="begin"/>
+      </w:r>
+      <w:r>
+        <w:rPr>
+          <w:rFonts w:ascii="Times New Roman" w:eastAsia="仿宋"/>
+          <w:bCs/>
+          <w:sz w:val="36"/>
+          <w:szCs w:val="36"/>
+        </w:rPr>
+        <w:instrText xml:space="preserve"> HYPERLINK  \l "</w:instrText>
+      </w:r>
+      <w:r>
+        <w:rPr>
+          <w:rFonts w:ascii="Times New Roman" w:eastAsia="仿宋"/>
+          <w:bCs/>
+          <w:sz w:val="36"/>
+          <w:szCs w:val="36"/>
+        </w:rPr>
+        <w:instrText>目录</w:instrText>
+      </w:r>
+      <w:r>
+        <w:rPr>
+          <w:rFonts w:ascii="Times New Roman" w:eastAsia="仿宋"/>
+          <w:bCs/>
+          <w:sz w:val="36"/>
+          <w:szCs w:val="36"/>
+        </w:rPr>
+        <w:instrText xml:space="preserve">" </w:instrText>
+      </w:r>
+      <w:r>
+        <w:rPr>
+          <w:rFonts w:ascii="Times New Roman" w:eastAsia="仿宋"/>
+          <w:bCs/>
+          <w:sz w:val="36"/>
+          <w:szCs w:val="36"/>
+        </w:rPr>
+      </w:r>
+      <w:r>
+        <w:rPr>
+          <w:rFonts w:ascii="Times New Roman" w:eastAsia="仿宋"/>
+          <w:bCs/>
+          <w:sz w:val="36"/>
+          <w:szCs w:val="36"/>
+        </w:rPr>
+        <w:fldChar w:fldCharType="separate"/>
+      </w:r>
+      <w:r>
+        <w:rPr>
+          <w:rStyle w:val="BesuchterLink"/>
+          <w:rFonts w:ascii="Times New Roman" w:eastAsia="仿宋"/>
+          <w:bCs/>
+          <w:color w:val="auto"/>
+          <w:sz w:val="36"/>
+          <w:szCs w:val="36"/>
+          <w:u w:val="none"/>
+        </w:rPr>
+        <w:t>声</w:t>
+      </w:r>
+      <w:bookmarkStart w:id="9" w:name="_Hlt475689408"/>
+      <w:bookmarkStart w:id="10" w:name="_Hlt475689927"/>
+      <w:bookmarkEnd w:id="9"/>
+      <w:bookmarkEnd w:id="10"/>
+      <w:r>
+        <w:rPr>
+          <w:rStyle w:val="BesuchterLink"/>
+          <w:rFonts w:ascii="Times New Roman" w:eastAsia="仿宋"/>
+          <w:bCs/>
+          <w:color w:val="auto"/>
+          <w:sz w:val="36"/>
+          <w:szCs w:val="36"/>
+          <w:u w:val="none"/>
+        </w:rPr>
+        <w:t xml:space="preserve">  </w:t>
+      </w:r>
+      <w:r>
+        <w:rPr>
+          <w:rStyle w:val="BesuchterLink"/>
+          <w:rFonts w:ascii="Times New Roman" w:eastAsia="仿宋"/>
+          <w:bCs/>
+          <w:color w:val="auto"/>
+          <w:sz w:val="36"/>
+          <w:szCs w:val="36"/>
+          <w:u w:val="none"/>
+        </w:rPr>
+        <w:t>明</w:t>
+      </w:r>
+      <w:bookmarkEnd w:id="2"/>
+      <w:r>
+        <w:rPr>
+          <w:rFonts w:ascii="Times New Roman" w:eastAsia="仿宋"/>
+          <w:bCs/>
+          <w:sz w:val="36"/>
+          <w:szCs w:val="36"/>
+        </w:rPr>
+        <w:fldChar w:fldCharType="end"/>
+      </w:r>
+      <w:bookmarkEnd w:id="8"/>
     </w:p>
     <w:p>
       <w:pPr>
@@ -2890,7 +2882,7 @@
           <w:szCs w:val="32"/>
         </w:rPr>
       </w:pPr>
-      <w:bookmarkStart w:id="11" w:name="_Toc233290160"/>
+      <w:bookmarkStart w:id="11" w:name="_Toc4530"/>
       <w:r>
         <w:rPr>
           <w:rFonts w:ascii="Times New Roman" w:eastAsia="仿宋"/>
@@ -3927,7 +3919,7 @@
           <w:szCs w:val="32"/>
         </w:rPr>
       </w:pPr>
-      <w:bookmarkStart w:id="17" w:name="_Toc233290161"/>
+      <w:bookmarkStart w:id="17" w:name="_Toc27400"/>
       <w:r>
         <w:rPr>
           <w:rFonts w:ascii="Times New Roman" w:eastAsia="仿宋"/>
@@ -4245,7 +4237,7 @@
           <w:szCs w:val="28"/>
         </w:rPr>
       </w:pPr>
-      <w:bookmarkStart w:id="19" w:name="_Toc233290162"/>
+      <w:bookmarkStart w:id="19" w:name="_Toc9297"/>
       <w:r>
         <w:rPr>
           <w:rFonts w:ascii="Times New Roman" w:eastAsia="仿宋" w:hAnsi="Times New Roman"/>
@@ -4747,6 +4739,7 @@
         <w:t>委托合同约定价值分析报告使用人为委托人。</w:t>
       </w:r>
     </w:p>
+    <w:bookmarkStart w:id="24" w:name="_Toc30665"/>
     <w:p>
       <w:pPr>
         <w:pStyle w:val="berschrift2"/>
@@ -4765,28 +4758,80 @@
           <w:szCs w:val="28"/>
         </w:rPr>
       </w:pPr>
-      <w:hyperlink w:anchor="目录" w:history="1">
-        <w:bookmarkStart w:id="24" w:name="_Hlt475689506"/>
-        <w:bookmarkStart w:id="25" w:name="_Toc233290163"/>
-        <w:r>
-          <w:rPr>
-            <w:rFonts w:ascii="Times New Roman" w:eastAsia="仿宋" w:hAnsi="Times New Roman"/>
-            <w:sz w:val="28"/>
-            <w:szCs w:val="28"/>
-          </w:rPr>
-          <w:t>价值分析目</w:t>
-        </w:r>
-        <w:bookmarkEnd w:id="24"/>
-        <w:r>
-          <w:rPr>
-            <w:rFonts w:ascii="Times New Roman" w:eastAsia="仿宋" w:hAnsi="Times New Roman"/>
-            <w:sz w:val="28"/>
-            <w:szCs w:val="28"/>
-          </w:rPr>
-          <w:t>的</w:t>
-        </w:r>
-        <w:bookmarkEnd w:id="25"/>
-      </w:hyperlink>
+      <w:r>
+        <w:rPr>
+          <w:rFonts w:ascii="Times New Roman" w:eastAsia="仿宋" w:hAnsi="Times New Roman"/>
+          <w:sz w:val="28"/>
+          <w:szCs w:val="28"/>
+        </w:rPr>
+        <w:fldChar w:fldCharType="begin"/>
+      </w:r>
+      <w:r>
+        <w:rPr>
+          <w:rFonts w:ascii="Times New Roman" w:eastAsia="仿宋" w:hAnsi="Times New Roman"/>
+          <w:sz w:val="28"/>
+          <w:szCs w:val="28"/>
+        </w:rPr>
+        <w:instrText xml:space="preserve"> HYPERLINK  \l "</w:instrText>
+      </w:r>
+      <w:r>
+        <w:rPr>
+          <w:rFonts w:ascii="Times New Roman" w:eastAsia="仿宋" w:hAnsi="Times New Roman"/>
+          <w:sz w:val="28"/>
+          <w:szCs w:val="28"/>
+        </w:rPr>
+        <w:instrText>目录</w:instrText>
+      </w:r>
+      <w:r>
+        <w:rPr>
+          <w:rFonts w:ascii="Times New Roman" w:eastAsia="仿宋" w:hAnsi="Times New Roman"/>
+          <w:sz w:val="28"/>
+          <w:szCs w:val="28"/>
+        </w:rPr>
+        <w:instrText xml:space="preserve">" </w:instrText>
+      </w:r>
+      <w:r>
+        <w:rPr>
+          <w:rFonts w:ascii="Times New Roman" w:eastAsia="仿宋" w:hAnsi="Times New Roman"/>
+          <w:sz w:val="28"/>
+          <w:szCs w:val="28"/>
+        </w:rPr>
+      </w:r>
+      <w:r>
+        <w:rPr>
+          <w:rFonts w:ascii="Times New Roman" w:eastAsia="仿宋" w:hAnsi="Times New Roman"/>
+          <w:sz w:val="28"/>
+          <w:szCs w:val="28"/>
+        </w:rPr>
+        <w:fldChar w:fldCharType="separate"/>
+      </w:r>
+      <w:bookmarkStart w:id="25" w:name="_Hlt475689506"/>
+      <w:r>
+        <w:rPr>
+          <w:rFonts w:ascii="Times New Roman" w:eastAsia="仿宋" w:hAnsi="Times New Roman"/>
+          <w:sz w:val="28"/>
+          <w:szCs w:val="28"/>
+        </w:rPr>
+        <w:t>价值分析目</w:t>
+      </w:r>
+      <w:bookmarkEnd w:id="25"/>
+      <w:r>
+        <w:rPr>
+          <w:rFonts w:ascii="Times New Roman" w:eastAsia="仿宋" w:hAnsi="Times New Roman"/>
+          <w:sz w:val="28"/>
+          <w:szCs w:val="28"/>
+        </w:rPr>
+        <w:t>的</w:t>
+      </w:r>
+      <w:r>
+        <w:rPr>
+          <w:rFonts w:ascii="Times New Roman" w:eastAsia="仿宋" w:hAnsi="Times New Roman"/>
+          <w:sz w:val="28"/>
+          <w:szCs w:val="28"/>
+        </w:rPr>
+        <w:fldChar w:fldCharType="end"/>
+      </w:r>
+      <w:bookmarkEnd w:id="24"/>
     </w:p>
     <w:p>
       <w:pPr>
@@ -4863,6 +4908,7 @@
         <w:t>。</w:t>
       </w:r>
     </w:p>
+    <w:bookmarkStart w:id="26" w:name="_Toc20955"/>
     <w:p>
       <w:pPr>
         <w:pStyle w:val="berschrift2"/>
@@ -4881,18 +4927,70 @@
           <w:szCs w:val="28"/>
         </w:rPr>
       </w:pPr>
-      <w:hyperlink w:anchor="目录" w:history="1">
-        <w:bookmarkStart w:id="26" w:name="_Toc233290164"/>
-        <w:r>
-          <w:rPr>
-            <w:rFonts w:ascii="Times New Roman" w:eastAsia="仿宋" w:hAnsi="Times New Roman"/>
-            <w:sz w:val="28"/>
-            <w:szCs w:val="28"/>
-          </w:rPr>
-          <w:t>价值分析对象和价值分析范围</w:t>
-        </w:r>
-        <w:bookmarkEnd w:id="26"/>
-      </w:hyperlink>
+      <w:r>
+        <w:rPr>
+          <w:rFonts w:ascii="Times New Roman" w:eastAsia="仿宋" w:hAnsi="Times New Roman"/>
+          <w:sz w:val="28"/>
+          <w:szCs w:val="28"/>
+        </w:rPr>
+        <w:fldChar w:fldCharType="begin"/>
+      </w:r>
+      <w:r>
+        <w:rPr>
+          <w:rFonts w:ascii="Times New Roman" w:eastAsia="仿宋" w:hAnsi="Times New Roman"/>
+          <w:sz w:val="28"/>
+          <w:szCs w:val="28"/>
+        </w:rPr>
+        <w:instrText xml:space="preserve"> HYPERLINK  \l "</w:instrText>
+      </w:r>
+      <w:r>
+        <w:rPr>
+          <w:rFonts w:ascii="Times New Roman" w:eastAsia="仿宋" w:hAnsi="Times New Roman"/>
+          <w:sz w:val="28"/>
+          <w:szCs w:val="28"/>
+        </w:rPr>
+        <w:instrText>目录</w:instrText>
+      </w:r>
+      <w:r>
+        <w:rPr>
+          <w:rFonts w:ascii="Times New Roman" w:eastAsia="仿宋" w:hAnsi="Times New Roman"/>
+          <w:sz w:val="28"/>
+          <w:szCs w:val="28"/>
+        </w:rPr>
+        <w:instrText xml:space="preserve">" </w:instrText>
+      </w:r>
+      <w:r>
+        <w:rPr>
+          <w:rFonts w:ascii="Times New Roman" w:eastAsia="仿宋" w:hAnsi="Times New Roman"/>
+          <w:sz w:val="28"/>
+          <w:szCs w:val="28"/>
+        </w:rPr>
+      </w:r>
+      <w:r>
+        <w:rPr>
+          <w:rFonts w:ascii="Times New Roman" w:eastAsia="仿宋" w:hAnsi="Times New Roman"/>
+          <w:sz w:val="28"/>
+          <w:szCs w:val="28"/>
+        </w:rPr>
+        <w:fldChar w:fldCharType="separate"/>
+      </w:r>
+      <w:r>
+        <w:rPr>
+          <w:rFonts w:ascii="Times New Roman" w:eastAsia="仿宋" w:hAnsi="Times New Roman"/>
+          <w:sz w:val="28"/>
+          <w:szCs w:val="28"/>
+        </w:rPr>
+        <w:t>价值分析对象和价值分析范围</w:t>
+      </w:r>
+      <w:r>
+        <w:rPr>
+          <w:rFonts w:ascii="Times New Roman" w:eastAsia="仿宋" w:hAnsi="Times New Roman"/>
+          <w:sz w:val="28"/>
+          <w:szCs w:val="28"/>
+        </w:rPr>
+        <w:fldChar w:fldCharType="end"/>
+      </w:r>
+      <w:bookmarkEnd w:id="26"/>
     </w:p>
     <w:p>
       <w:pPr>
@@ -5672,6 +5770,7 @@
         </w:tc>
       </w:tr>
     </w:tbl>
+    <w:bookmarkStart w:id="27" w:name="_Toc3814"/>
     <w:p>
       <w:pPr>
         <w:pStyle w:val="berschrift2"/>
@@ -5690,36 +5789,88 @@
           <w:szCs w:val="28"/>
         </w:rPr>
       </w:pPr>
-      <w:hyperlink w:anchor="目录" w:history="1">
-        <w:bookmarkStart w:id="27" w:name="_Toc233290165"/>
-        <w:r>
-          <w:rPr>
-            <w:rFonts w:ascii="Times New Roman" w:eastAsia="仿宋" w:hAnsi="Times New Roman"/>
-            <w:sz w:val="28"/>
-            <w:szCs w:val="28"/>
-          </w:rPr>
-          <w:t>价值</w:t>
-        </w:r>
-        <w:bookmarkStart w:id="28" w:name="_Hlt475689554"/>
-        <w:r>
-          <w:rPr>
-            <w:rFonts w:ascii="Times New Roman" w:eastAsia="仿宋" w:hAnsi="Times New Roman"/>
-            <w:sz w:val="28"/>
-            <w:szCs w:val="28"/>
-          </w:rPr>
-          <w:t>类</w:t>
-        </w:r>
-        <w:bookmarkEnd w:id="28"/>
-        <w:r>
-          <w:rPr>
-            <w:rFonts w:ascii="Times New Roman" w:eastAsia="仿宋" w:hAnsi="Times New Roman"/>
-            <w:sz w:val="28"/>
-            <w:szCs w:val="28"/>
-          </w:rPr>
-          <w:t>型</w:t>
-        </w:r>
-        <w:bookmarkEnd w:id="27"/>
-      </w:hyperlink>
+      <w:r>
+        <w:rPr>
+          <w:rFonts w:ascii="Times New Roman" w:eastAsia="仿宋" w:hAnsi="Times New Roman"/>
+          <w:sz w:val="28"/>
+          <w:szCs w:val="28"/>
+        </w:rPr>
+        <w:fldChar w:fldCharType="begin"/>
+      </w:r>
+      <w:r>
+        <w:rPr>
+          <w:rFonts w:ascii="Times New Roman" w:eastAsia="仿宋" w:hAnsi="Times New Roman"/>
+          <w:sz w:val="28"/>
+          <w:szCs w:val="28"/>
+        </w:rPr>
+        <w:instrText xml:space="preserve"> HYPERLINK  \l "</w:instrText>
+      </w:r>
+      <w:r>
+        <w:rPr>
+          <w:rFonts w:ascii="Times New Roman" w:eastAsia="仿宋" w:hAnsi="Times New Roman"/>
+          <w:sz w:val="28"/>
+          <w:szCs w:val="28"/>
+        </w:rPr>
+        <w:instrText>目录</w:instrText>
+      </w:r>
+      <w:r>
+        <w:rPr>
+          <w:rFonts w:ascii="Times New Roman" w:eastAsia="仿宋" w:hAnsi="Times New Roman"/>
+          <w:sz w:val="28"/>
+          <w:szCs w:val="28"/>
+        </w:rPr>
+        <w:instrText xml:space="preserve">" </w:instrText>
+      </w:r>
+      <w:r>
+        <w:rPr>
+          <w:rFonts w:ascii="Times New Roman" w:eastAsia="仿宋" w:hAnsi="Times New Roman"/>
+          <w:sz w:val="28"/>
+          <w:szCs w:val="28"/>
+        </w:rPr>
+      </w:r>
+      <w:r>
+        <w:rPr>
+          <w:rFonts w:ascii="Times New Roman" w:eastAsia="仿宋" w:hAnsi="Times New Roman"/>
+          <w:sz w:val="28"/>
+          <w:szCs w:val="28"/>
+        </w:rPr>
+        <w:fldChar w:fldCharType="separate"/>
+      </w:r>
+      <w:r>
+        <w:rPr>
+          <w:rFonts w:ascii="Times New Roman" w:eastAsia="仿宋" w:hAnsi="Times New Roman"/>
+          <w:sz w:val="28"/>
+          <w:szCs w:val="28"/>
+        </w:rPr>
+        <w:t>价值</w:t>
+      </w:r>
+      <w:bookmarkStart w:id="28" w:name="_Hlt475689554"/>
+      <w:r>
+        <w:rPr>
+          <w:rFonts w:ascii="Times New Roman" w:eastAsia="仿宋" w:hAnsi="Times New Roman"/>
+          <w:sz w:val="28"/>
+          <w:szCs w:val="28"/>
+        </w:rPr>
+        <w:t>类</w:t>
+      </w:r>
+      <w:bookmarkEnd w:id="28"/>
+      <w:r>
+        <w:rPr>
+          <w:rFonts w:ascii="Times New Roman" w:eastAsia="仿宋" w:hAnsi="Times New Roman"/>
+          <w:sz w:val="28"/>
+          <w:szCs w:val="28"/>
+        </w:rPr>
+        <w:t>型</w:t>
+      </w:r>
+      <w:r>
+        <w:rPr>
+          <w:rFonts w:ascii="Times New Roman" w:eastAsia="仿宋" w:hAnsi="Times New Roman"/>
+          <w:sz w:val="28"/>
+          <w:szCs w:val="28"/>
+        </w:rPr>
+        <w:fldChar w:fldCharType="end"/>
+      </w:r>
+      <w:bookmarkEnd w:id="27"/>
     </w:p>
     <w:p>
       <w:pPr>
@@ -5768,6 +5919,7 @@
         <w:t>。</w:t>
       </w:r>
     </w:p>
+    <w:bookmarkStart w:id="29" w:name="_Toc23539"/>
     <w:p>
       <w:pPr>
         <w:pStyle w:val="berschrift2"/>
@@ -5786,28 +5938,80 @@
           <w:szCs w:val="28"/>
         </w:rPr>
       </w:pPr>
-      <w:hyperlink w:anchor="目录" w:history="1">
-        <w:bookmarkStart w:id="29" w:name="_Hlt475689570"/>
-        <w:bookmarkStart w:id="30" w:name="_Toc233290166"/>
-        <w:r>
-          <w:rPr>
-            <w:rFonts w:ascii="Times New Roman" w:eastAsia="仿宋" w:hAnsi="Times New Roman"/>
-            <w:sz w:val="28"/>
-            <w:szCs w:val="28"/>
-          </w:rPr>
-          <w:t>价值分析基</w:t>
-        </w:r>
-        <w:bookmarkEnd w:id="29"/>
-        <w:r>
-          <w:rPr>
-            <w:rFonts w:ascii="Times New Roman" w:eastAsia="仿宋" w:hAnsi="Times New Roman"/>
-            <w:sz w:val="28"/>
-            <w:szCs w:val="28"/>
-          </w:rPr>
-          <w:t>准日</w:t>
-        </w:r>
-        <w:bookmarkEnd w:id="30"/>
-      </w:hyperlink>
+      <w:r>
+        <w:rPr>
+          <w:rFonts w:ascii="Times New Roman" w:eastAsia="仿宋" w:hAnsi="Times New Roman"/>
+          <w:sz w:val="28"/>
+          <w:szCs w:val="28"/>
+        </w:rPr>
+        <w:fldChar w:fldCharType="begin"/>
+      </w:r>
+      <w:r>
+        <w:rPr>
+          <w:rFonts w:ascii="Times New Roman" w:eastAsia="仿宋" w:hAnsi="Times New Roman"/>
+          <w:sz w:val="28"/>
+          <w:szCs w:val="28"/>
+        </w:rPr>
+        <w:instrText xml:space="preserve"> HYPERLINK  \l "</w:instrText>
+      </w:r>
+      <w:r>
+        <w:rPr>
+          <w:rFonts w:ascii="Times New Roman" w:eastAsia="仿宋" w:hAnsi="Times New Roman"/>
+          <w:sz w:val="28"/>
+          <w:szCs w:val="28"/>
+        </w:rPr>
+        <w:instrText>目录</w:instrText>
+      </w:r>
+      <w:r>
+        <w:rPr>
+          <w:rFonts w:ascii="Times New Roman" w:eastAsia="仿宋" w:hAnsi="Times New Roman"/>
+          <w:sz w:val="28"/>
+          <w:szCs w:val="28"/>
+        </w:rPr>
+        <w:instrText xml:space="preserve">" </w:instrText>
+      </w:r>
+      <w:r>
+        <w:rPr>
+          <w:rFonts w:ascii="Times New Roman" w:eastAsia="仿宋" w:hAnsi="Times New Roman"/>
+          <w:sz w:val="28"/>
+          <w:szCs w:val="28"/>
+        </w:rPr>
+      </w:r>
+      <w:r>
+        <w:rPr>
+          <w:rFonts w:ascii="Times New Roman" w:eastAsia="仿宋" w:hAnsi="Times New Roman"/>
+          <w:sz w:val="28"/>
+          <w:szCs w:val="28"/>
+        </w:rPr>
+        <w:fldChar w:fldCharType="separate"/>
+      </w:r>
+      <w:bookmarkStart w:id="30" w:name="_Hlt475689570"/>
+      <w:r>
+        <w:rPr>
+          <w:rFonts w:ascii="Times New Roman" w:eastAsia="仿宋" w:hAnsi="Times New Roman"/>
+          <w:sz w:val="28"/>
+          <w:szCs w:val="28"/>
+        </w:rPr>
+        <w:t>价值分析基</w:t>
+      </w:r>
+      <w:bookmarkEnd w:id="30"/>
+      <w:r>
+        <w:rPr>
+          <w:rFonts w:ascii="Times New Roman" w:eastAsia="仿宋" w:hAnsi="Times New Roman"/>
+          <w:sz w:val="28"/>
+          <w:szCs w:val="28"/>
+        </w:rPr>
+        <w:t>准日</w:t>
+      </w:r>
+      <w:r>
+        <w:rPr>
+          <w:rFonts w:ascii="Times New Roman" w:eastAsia="仿宋" w:hAnsi="Times New Roman"/>
+          <w:sz w:val="28"/>
+          <w:szCs w:val="28"/>
+        </w:rPr>
+        <w:fldChar w:fldCharType="end"/>
+      </w:r>
+      <w:bookmarkEnd w:id="29"/>
     </w:p>
     <w:p>
       <w:pPr>
@@ -5933,7 +6137,7 @@
           <w:szCs w:val="28"/>
         </w:rPr>
       </w:pPr>
-      <w:bookmarkStart w:id="31" w:name="_Toc233290167"/>
+      <w:bookmarkStart w:id="31" w:name="_Toc30321"/>
       <w:r>
         <w:rPr>
           <w:rFonts w:ascii="Times New Roman" w:eastAsia="仿宋" w:hAnsi="Times New Roman"/>
@@ -8597,11 +8801,12 @@
         <w:t>元。</w:t>
       </w:r>
     </w:p>
-    <w:bookmarkStart w:id="32" w:name="_Toc477429873"/>
-    <w:bookmarkStart w:id="33" w:name="_Toc445967582"/>
-    <w:bookmarkStart w:id="34" w:name="_Toc445967717"/>
-    <w:bookmarkStart w:id="35" w:name="_Toc469811363"/>
-    <w:bookmarkStart w:id="36" w:name="OLE_LINK9"/>
+    <w:bookmarkStart w:id="32" w:name="_Toc14196"/>
+    <w:bookmarkStart w:id="33" w:name="_Toc477429873"/>
+    <w:bookmarkStart w:id="34" w:name="_Toc445967582"/>
+    <w:bookmarkStart w:id="35" w:name="_Toc445967717"/>
+    <w:bookmarkStart w:id="36" w:name="_Toc469811363"/>
+    <w:bookmarkStart w:id="37" w:name="OLE_LINK9"/>
     <w:bookmarkEnd w:id="20"/>
     <w:bookmarkEnd w:id="21"/>
     <w:bookmarkEnd w:id="22"/>
@@ -8679,8 +8884,7 @@
         </w:rPr>
         <w:fldChar w:fldCharType="separate"/>
       </w:r>
-      <w:bookmarkStart w:id="37" w:name="_Hlt475689621"/>
-      <w:bookmarkStart w:id="38" w:name="_Toc233290168"/>
+      <w:bookmarkStart w:id="38" w:name="_Hlt475689621"/>
       <w:r>
         <w:rPr>
           <w:rFonts w:ascii="Times New Roman" w:eastAsia="仿宋" w:hAnsi="Times New Roman"/>
@@ -8689,7 +8893,7 @@
         </w:rPr>
         <w:t>价值分析程序实</w:t>
       </w:r>
-      <w:bookmarkEnd w:id="37"/>
+      <w:bookmarkEnd w:id="38"/>
       <w:r>
         <w:rPr>
           <w:rFonts w:ascii="Times New Roman" w:eastAsia="仿宋" w:hAnsi="Times New Roman"/>
@@ -8698,7 +8902,6 @@
         </w:rPr>
         <w:t>施过程和情况</w:t>
       </w:r>
-      <w:bookmarkEnd w:id="38"/>
       <w:r>
         <w:rPr>
           <w:rFonts w:ascii="Times New Roman" w:eastAsia="仿宋" w:hAnsi="Times New Roman"/>
@@ -8707,6 +8910,7 @@
         </w:rPr>
         <w:fldChar w:fldCharType="end"/>
       </w:r>
+      <w:bookmarkEnd w:id="32"/>
     </w:p>
     <w:p>
       <w:pPr>
@@ -9558,11 +9762,12 @@
       </w:r>
     </w:p>
     <w:bookmarkStart w:id="39" w:name="_Toc165180891"/>
-    <w:bookmarkEnd w:id="32"/>
+    <w:bookmarkStart w:id="40" w:name="_Toc17062"/>
     <w:bookmarkEnd w:id="33"/>
     <w:bookmarkEnd w:id="34"/>
     <w:bookmarkEnd w:id="35"/>
     <w:bookmarkEnd w:id="36"/>
+    <w:bookmarkEnd w:id="37"/>
     <w:p>
       <w:pPr>
         <w:pStyle w:val="berschrift2"/>
@@ -9628,8 +9833,7 @@
         </w:rPr>
         <w:fldChar w:fldCharType="separate"/>
       </w:r>
-      <w:bookmarkStart w:id="40" w:name="_Hlt475689978"/>
-      <w:bookmarkStart w:id="41" w:name="_Toc233290169"/>
+      <w:bookmarkStart w:id="41" w:name="_Hlt475689978"/>
       <w:r>
         <w:rPr>
           <w:rFonts w:ascii="Times New Roman" w:eastAsia="仿宋" w:hAnsi="Times New Roman"/>
@@ -9639,7 +9843,7 @@
         <w:t>价值分析假</w:t>
       </w:r>
       <w:bookmarkStart w:id="42" w:name="_Hlt475689636"/>
-      <w:bookmarkEnd w:id="40"/>
+      <w:bookmarkEnd w:id="41"/>
       <w:r>
         <w:rPr>
           <w:rFonts w:ascii="Times New Roman" w:eastAsia="仿宋" w:hAnsi="Times New Roman"/>
@@ -9650,7 +9854,6 @@
       </w:r>
       <w:bookmarkEnd w:id="39"/>
       <w:bookmarkEnd w:id="42"/>
-      <w:bookmarkEnd w:id="41"/>
       <w:r>
         <w:rPr>
           <w:rFonts w:ascii="Times New Roman" w:eastAsia="仿宋" w:hAnsi="Times New Roman"/>
@@ -9659,6 +9862,7 @@
         </w:rPr>
         <w:fldChar w:fldCharType="end"/>
       </w:r>
+      <w:bookmarkEnd w:id="40"/>
     </w:p>
     <w:p>
       <w:pPr>
@@ -9873,6 +10077,7 @@
     <w:bookmarkStart w:id="49" w:name="_Toc469811367"/>
     <w:bookmarkStart w:id="50" w:name="_Toc477429877"/>
     <w:bookmarkStart w:id="51" w:name="_Toc445967586"/>
+    <w:bookmarkStart w:id="52" w:name="_Toc30541"/>
     <w:bookmarkEnd w:id="43"/>
     <w:bookmarkEnd w:id="44"/>
     <w:bookmarkEnd w:id="45"/>
@@ -9940,12 +10145,11 @@
         </w:rPr>
         <w:fldChar w:fldCharType="separate"/>
       </w:r>
-      <w:bookmarkStart w:id="52" w:name="_Toc469811368"/>
-      <w:bookmarkStart w:id="53" w:name="_Toc477429878"/>
-      <w:bookmarkStart w:id="54" w:name="_Toc445967722"/>
-      <w:bookmarkStart w:id="55" w:name="_Toc445967587"/>
-      <w:bookmarkStart w:id="56" w:name="_Toc165180896"/>
-      <w:bookmarkStart w:id="57" w:name="_Toc233290170"/>
+      <w:bookmarkStart w:id="53" w:name="_Toc469811368"/>
+      <w:bookmarkStart w:id="54" w:name="_Toc477429878"/>
+      <w:bookmarkStart w:id="55" w:name="_Toc445967722"/>
+      <w:bookmarkStart w:id="56" w:name="_Toc445967587"/>
+      <w:bookmarkStart w:id="57" w:name="_Toc165180896"/>
       <w:bookmarkEnd w:id="47"/>
       <w:bookmarkEnd w:id="48"/>
       <w:bookmarkEnd w:id="49"/>
@@ -9975,7 +10179,7 @@
         </w:rPr>
         <w:t>论</w:t>
       </w:r>
-      <w:bookmarkEnd w:id="57"/>
+      <w:bookmarkEnd w:id="52"/>
     </w:p>
     <w:p>
       <w:pPr>
@@ -10329,6 +10533,7 @@
         <w:t>。</w:t>
       </w:r>
     </w:p>
+    <w:bookmarkStart w:id="59" w:name="_Toc21458"/>
     <w:p>
       <w:pPr>
         <w:pStyle w:val="berschrift2"/>
@@ -10346,47 +10551,92 @@
           <w:sz w:val="28"/>
         </w:rPr>
       </w:pPr>
-      <w:hyperlink w:anchor="目录" w:history="1">
-        <w:bookmarkStart w:id="59" w:name="_Toc233290171"/>
-        <w:r>
-          <w:rPr>
-            <w:rFonts w:ascii="Times New Roman" w:eastAsia="仿宋" w:hAnsi="Times New Roman"/>
-            <w:sz w:val="28"/>
-          </w:rPr>
-          <w:t>特别</w:t>
-        </w:r>
-        <w:bookmarkStart w:id="60" w:name="_Hlt475689987"/>
-        <w:r>
-          <w:rPr>
-            <w:rFonts w:ascii="Times New Roman" w:eastAsia="仿宋" w:hAnsi="Times New Roman"/>
-            <w:sz w:val="28"/>
-          </w:rPr>
-          <w:t>事</w:t>
-        </w:r>
-        <w:bookmarkStart w:id="61" w:name="_Hlt475689676"/>
-        <w:bookmarkEnd w:id="60"/>
-        <w:r>
-          <w:rPr>
-            <w:rFonts w:ascii="Times New Roman" w:eastAsia="仿宋" w:hAnsi="Times New Roman"/>
-            <w:sz w:val="28"/>
-          </w:rPr>
-          <w:t>项</w:t>
-        </w:r>
-        <w:bookmarkEnd w:id="61"/>
-        <w:r>
-          <w:rPr>
-            <w:rFonts w:ascii="Times New Roman" w:eastAsia="仿宋" w:hAnsi="Times New Roman"/>
-            <w:sz w:val="28"/>
-          </w:rPr>
-          <w:t>说明</w:t>
-        </w:r>
-        <w:bookmarkEnd w:id="52"/>
-        <w:bookmarkEnd w:id="53"/>
-        <w:bookmarkEnd w:id="54"/>
-        <w:bookmarkEnd w:id="55"/>
-        <w:bookmarkEnd w:id="56"/>
-        <w:bookmarkEnd w:id="59"/>
-      </w:hyperlink>
+      <w:r>
+        <w:rPr>
+          <w:rFonts w:ascii="Times New Roman" w:eastAsia="仿宋" w:hAnsi="Times New Roman"/>
+          <w:sz w:val="28"/>
+        </w:rPr>
+        <w:fldChar w:fldCharType="begin"/>
+      </w:r>
+      <w:r>
+        <w:rPr>
+          <w:rFonts w:ascii="Times New Roman" w:eastAsia="仿宋" w:hAnsi="Times New Roman"/>
+          <w:sz w:val="28"/>
+        </w:rPr>
+        <w:instrText xml:space="preserve"> HYPERLINK  \l "</w:instrText>
+      </w:r>
+      <w:r>
+        <w:rPr>
+          <w:rFonts w:ascii="Times New Roman" w:eastAsia="仿宋" w:hAnsi="Times New Roman"/>
+          <w:sz w:val="28"/>
+        </w:rPr>
+        <w:instrText>目录</w:instrText>
+      </w:r>
+      <w:r>
+        <w:rPr>
+          <w:rFonts w:ascii="Times New Roman" w:eastAsia="仿宋" w:hAnsi="Times New Roman"/>
+          <w:sz w:val="28"/>
+        </w:rPr>
+        <w:instrText xml:space="preserve">" </w:instrText>
+      </w:r>
+      <w:r>
+        <w:rPr>
+          <w:rFonts w:ascii="Times New Roman" w:eastAsia="仿宋" w:hAnsi="Times New Roman"/>
+          <w:sz w:val="28"/>
+        </w:rPr>
+      </w:r>
+      <w:r>
+        <w:rPr>
+          <w:rFonts w:ascii="Times New Roman" w:eastAsia="仿宋" w:hAnsi="Times New Roman"/>
+          <w:sz w:val="28"/>
+        </w:rPr>
+        <w:fldChar w:fldCharType="separate"/>
+      </w:r>
+      <w:r>
+        <w:rPr>
+          <w:rFonts w:ascii="Times New Roman" w:eastAsia="仿宋" w:hAnsi="Times New Roman"/>
+          <w:sz w:val="28"/>
+        </w:rPr>
+        <w:t>特别</w:t>
+      </w:r>
+      <w:bookmarkStart w:id="60" w:name="_Hlt475689987"/>
+      <w:r>
+        <w:rPr>
+          <w:rFonts w:ascii="Times New Roman" w:eastAsia="仿宋" w:hAnsi="Times New Roman"/>
+          <w:sz w:val="28"/>
+        </w:rPr>
+        <w:t>事</w:t>
+      </w:r>
+      <w:bookmarkStart w:id="61" w:name="_Hlt475689676"/>
+      <w:bookmarkEnd w:id="60"/>
+      <w:r>
+        <w:rPr>
+          <w:rFonts w:ascii="Times New Roman" w:eastAsia="仿宋" w:hAnsi="Times New Roman"/>
+          <w:sz w:val="28"/>
+        </w:rPr>
+        <w:t>项</w:t>
+      </w:r>
+      <w:bookmarkEnd w:id="61"/>
+      <w:r>
+        <w:rPr>
+          <w:rFonts w:ascii="Times New Roman" w:eastAsia="仿宋" w:hAnsi="Times New Roman"/>
+          <w:sz w:val="28"/>
+        </w:rPr>
+        <w:t>说明</w:t>
+      </w:r>
+      <w:bookmarkEnd w:id="53"/>
+      <w:bookmarkEnd w:id="54"/>
+      <w:bookmarkEnd w:id="55"/>
+      <w:bookmarkEnd w:id="56"/>
+      <w:bookmarkEnd w:id="57"/>
+      <w:r>
+        <w:rPr>
+          <w:rFonts w:ascii="Times New Roman" w:eastAsia="仿宋" w:hAnsi="Times New Roman"/>
+          <w:sz w:val="28"/>
+        </w:rPr>
+        <w:fldChar w:fldCharType="end"/>
+      </w:r>
+      <w:bookmarkEnd w:id="59"/>
     </w:p>
     <w:p>
       <w:pPr>
@@ -10623,6 +10873,7 @@
         <w:t>。</w:t>
       </w:r>
     </w:p>
+    <w:bookmarkStart w:id="62" w:name="_Toc5964"/>
     <w:p>
       <w:pPr>
         <w:pStyle w:val="berschrift2"/>
@@ -10640,62 +10891,107 @@
           <w:sz w:val="28"/>
         </w:rPr>
       </w:pPr>
-      <w:hyperlink w:anchor="目录" w:history="1">
-        <w:bookmarkStart w:id="62" w:name="_Toc233290172"/>
-        <w:r>
-          <w:rPr>
-            <w:rFonts w:ascii="Times New Roman" w:eastAsia="仿宋" w:hAnsi="Times New Roman"/>
-            <w:sz w:val="28"/>
-          </w:rPr>
-          <w:t>价值分析报</w:t>
-        </w:r>
-        <w:bookmarkStart w:id="63" w:name="_Hlt475689693"/>
-        <w:bookmarkStart w:id="64" w:name="_Hlt475689694"/>
-        <w:r>
-          <w:rPr>
-            <w:rFonts w:ascii="Times New Roman" w:eastAsia="仿宋" w:hAnsi="Times New Roman"/>
-            <w:sz w:val="28"/>
-          </w:rPr>
-          <w:t>告</w:t>
-        </w:r>
-        <w:bookmarkStart w:id="65" w:name="_Hlt475689691"/>
-        <w:bookmarkEnd w:id="63"/>
-        <w:bookmarkEnd w:id="64"/>
-        <w:r>
-          <w:rPr>
-            <w:rFonts w:ascii="Times New Roman" w:eastAsia="仿宋" w:hAnsi="Times New Roman"/>
-            <w:sz w:val="28"/>
-          </w:rPr>
-          <w:t>使</w:t>
-        </w:r>
-        <w:bookmarkStart w:id="66" w:name="_Hlt475689701"/>
-        <w:bookmarkEnd w:id="65"/>
-        <w:r>
-          <w:rPr>
-            <w:rFonts w:ascii="Times New Roman" w:eastAsia="仿宋" w:hAnsi="Times New Roman"/>
-            <w:sz w:val="28"/>
-          </w:rPr>
-          <w:t>用</w:t>
-        </w:r>
-        <w:bookmarkStart w:id="67" w:name="_Hlt475689709"/>
-        <w:bookmarkEnd w:id="66"/>
-        <w:r>
-          <w:rPr>
-            <w:rFonts w:ascii="Times New Roman" w:eastAsia="仿宋" w:hAnsi="Times New Roman"/>
-            <w:sz w:val="28"/>
-          </w:rPr>
-          <w:t>限</w:t>
-        </w:r>
-        <w:bookmarkEnd w:id="67"/>
-        <w:r>
-          <w:rPr>
-            <w:rFonts w:ascii="Times New Roman" w:eastAsia="仿宋" w:hAnsi="Times New Roman"/>
-            <w:sz w:val="28"/>
-          </w:rPr>
-          <w:t>制说明</w:t>
-        </w:r>
-        <w:bookmarkEnd w:id="62"/>
-      </w:hyperlink>
+      <w:r>
+        <w:rPr>
+          <w:rFonts w:ascii="Times New Roman" w:eastAsia="仿宋" w:hAnsi="Times New Roman"/>
+          <w:sz w:val="28"/>
+        </w:rPr>
+        <w:fldChar w:fldCharType="begin"/>
+      </w:r>
+      <w:r>
+        <w:rPr>
+          <w:rFonts w:ascii="Times New Roman" w:eastAsia="仿宋" w:hAnsi="Times New Roman"/>
+          <w:sz w:val="28"/>
+        </w:rPr>
+        <w:instrText>HYPERLINK  \l "</w:instrText>
+      </w:r>
+      <w:r>
+        <w:rPr>
+          <w:rFonts w:ascii="Times New Roman" w:eastAsia="仿宋" w:hAnsi="Times New Roman"/>
+          <w:sz w:val="28"/>
+        </w:rPr>
+        <w:instrText>目录</w:instrText>
+      </w:r>
+      <w:r>
+        <w:rPr>
+          <w:rFonts w:ascii="Times New Roman" w:eastAsia="仿宋" w:hAnsi="Times New Roman"/>
+          <w:sz w:val="28"/>
+        </w:rPr>
+        <w:instrText>"</w:instrText>
+      </w:r>
+      <w:r>
+        <w:rPr>
+          <w:rFonts w:ascii="Times New Roman" w:eastAsia="仿宋" w:hAnsi="Times New Roman"/>
+          <w:sz w:val="28"/>
+        </w:rPr>
+      </w:r>
+      <w:r>
+        <w:rPr>
+          <w:rFonts w:ascii="Times New Roman" w:eastAsia="仿宋" w:hAnsi="Times New Roman"/>
+          <w:sz w:val="28"/>
+        </w:rPr>
+        <w:fldChar w:fldCharType="separate"/>
+      </w:r>
+      <w:r>
+        <w:rPr>
+          <w:rFonts w:ascii="Times New Roman" w:eastAsia="仿宋" w:hAnsi="Times New Roman"/>
+          <w:sz w:val="28"/>
+        </w:rPr>
+        <w:t>价值分析报</w:t>
+      </w:r>
+      <w:bookmarkStart w:id="63" w:name="_Hlt475689693"/>
+      <w:bookmarkStart w:id="64" w:name="_Hlt475689694"/>
+      <w:r>
+        <w:rPr>
+          <w:rFonts w:ascii="Times New Roman" w:eastAsia="仿宋" w:hAnsi="Times New Roman"/>
+          <w:sz w:val="28"/>
+        </w:rPr>
+        <w:t>告</w:t>
+      </w:r>
+      <w:bookmarkStart w:id="65" w:name="_Hlt475689691"/>
+      <w:bookmarkEnd w:id="63"/>
+      <w:bookmarkEnd w:id="64"/>
+      <w:r>
+        <w:rPr>
+          <w:rFonts w:ascii="Times New Roman" w:eastAsia="仿宋" w:hAnsi="Times New Roman"/>
+          <w:sz w:val="28"/>
+        </w:rPr>
+        <w:t>使</w:t>
+      </w:r>
+      <w:bookmarkStart w:id="66" w:name="_Hlt475689701"/>
+      <w:bookmarkEnd w:id="65"/>
+      <w:r>
+        <w:rPr>
+          <w:rFonts w:ascii="Times New Roman" w:eastAsia="仿宋" w:hAnsi="Times New Roman"/>
+          <w:sz w:val="28"/>
+        </w:rPr>
+        <w:t>用</w:t>
+      </w:r>
+      <w:bookmarkStart w:id="67" w:name="_Hlt475689709"/>
+      <w:bookmarkEnd w:id="66"/>
+      <w:r>
+        <w:rPr>
+          <w:rFonts w:ascii="Times New Roman" w:eastAsia="仿宋" w:hAnsi="Times New Roman"/>
+          <w:sz w:val="28"/>
+        </w:rPr>
+        <w:t>限</w:t>
+      </w:r>
+      <w:bookmarkEnd w:id="67"/>
+      <w:r>
+        <w:rPr>
+          <w:rFonts w:ascii="Times New Roman" w:eastAsia="仿宋" w:hAnsi="Times New Roman"/>
+          <w:sz w:val="28"/>
+        </w:rPr>
+        <w:t>制说明</w:t>
+      </w:r>
+      <w:r>
+        <w:rPr>
+          <w:rFonts w:ascii="Times New Roman" w:eastAsia="仿宋" w:hAnsi="Times New Roman"/>
+          <w:sz w:val="28"/>
+        </w:rPr>
+        <w:fldChar w:fldCharType="end"/>
+      </w:r>
+      <w:bookmarkEnd w:id="62"/>
     </w:p>
     <w:p>
       <w:pPr>
@@ -10904,6 +11200,7 @@
     <w:bookmarkStart w:id="69" w:name="_Toc165180899"/>
     <w:bookmarkStart w:id="70" w:name="_Toc445967725"/>
     <w:bookmarkStart w:id="71" w:name="_Toc445967590"/>
+    <w:bookmarkStart w:id="72" w:name="_Toc10350"/>
     <w:p>
       <w:pPr>
         <w:pStyle w:val="berschrift2"/>
@@ -10962,7 +11259,6 @@
         </w:rPr>
         <w:fldChar w:fldCharType="separate"/>
       </w:r>
-      <w:bookmarkStart w:id="72" w:name="_Toc233290173"/>
       <w:r>
         <w:rPr>
           <w:rFonts w:ascii="Times New Roman" w:eastAsia="仿宋" w:hAnsi="Times New Roman"/>
@@ -10990,7 +11286,6 @@
       <w:bookmarkEnd w:id="69"/>
       <w:bookmarkEnd w:id="70"/>
       <w:bookmarkEnd w:id="71"/>
-      <w:bookmarkEnd w:id="72"/>
       <w:r>
         <w:rPr>
           <w:rFonts w:ascii="Times New Roman" w:eastAsia="仿宋" w:hAnsi="Times New Roman"/>
@@ -10998,6 +11293,7 @@
         </w:rPr>
         <w:fldChar w:fldCharType="end"/>
       </w:r>
+      <w:bookmarkEnd w:id="72"/>
     </w:p>
     <w:p>
       <w:pPr>
@@ -11096,7 +11392,7 @@
         </w:rPr>
       </w:pPr>
       <w:bookmarkStart w:id="74" w:name="_签名盖章"/>
-      <w:bookmarkStart w:id="75" w:name="_Toc233290174"/>
+      <w:bookmarkStart w:id="75" w:name="_Toc28227"/>
       <w:bookmarkEnd w:id="74"/>
       <w:r>
         <w:rPr>
@@ -11140,6 +11436,7 @@
         <w:br w:type="page"/>
       </w:r>
     </w:p>
+    <w:bookmarkStart w:id="77" w:name="_Toc19785"/>
     <w:p>
       <w:pPr>
         <w:pStyle w:val="berschrift1"/>
@@ -11152,57 +11449,110 @@
           <w:szCs w:val="30"/>
         </w:rPr>
       </w:pPr>
-      <w:hyperlink w:anchor="目录" w:history="1">
-        <w:bookmarkStart w:id="77" w:name="_Toc233290175"/>
-        <w:r>
-          <w:rPr>
-            <w:rStyle w:val="BesuchterLink"/>
-            <w:rFonts w:ascii="Times New Roman" w:eastAsia="仿宋"/>
-            <w:color w:val="auto"/>
-            <w:sz w:val="30"/>
-            <w:szCs w:val="30"/>
-            <w:u w:val="none"/>
-          </w:rPr>
-          <w:t>价值分析</w:t>
-        </w:r>
-        <w:r>
-          <w:rPr>
-            <w:rStyle w:val="BesuchterLink"/>
-            <w:rFonts w:ascii="Times New Roman" w:eastAsia="仿宋"/>
-            <w:color w:val="auto"/>
-            <w:sz w:val="30"/>
-            <w:szCs w:val="30"/>
-            <w:u w:val="none"/>
-          </w:rPr>
-          <w:t>报告</w:t>
-        </w:r>
-        <w:bookmarkStart w:id="78" w:name="_Hlt475689776"/>
-        <w:r>
-          <w:rPr>
-            <w:rStyle w:val="BesuchterLink"/>
-            <w:rFonts w:ascii="Times New Roman" w:eastAsia="仿宋"/>
-            <w:color w:val="auto"/>
-            <w:sz w:val="30"/>
-            <w:szCs w:val="30"/>
-            <w:u w:val="none"/>
-          </w:rPr>
-          <w:t>附</w:t>
-        </w:r>
-        <w:bookmarkEnd w:id="78"/>
-        <w:r>
-          <w:rPr>
-            <w:rStyle w:val="BesuchterLink"/>
-            <w:rFonts w:ascii="Times New Roman" w:eastAsia="仿宋"/>
-            <w:color w:val="auto"/>
-            <w:sz w:val="30"/>
-            <w:szCs w:val="30"/>
-            <w:u w:val="none"/>
-          </w:rPr>
-          <w:t>件</w:t>
-        </w:r>
-        <w:bookmarkEnd w:id="76"/>
-        <w:bookmarkEnd w:id="77"/>
-      </w:hyperlink>
+      <w:r>
+        <w:rPr>
+          <w:rFonts w:ascii="Times New Roman" w:eastAsia="仿宋"/>
+          <w:sz w:val="30"/>
+          <w:szCs w:val="30"/>
+        </w:rPr>
+        <w:lastRenderedPageBreak/>
+        <w:fldChar w:fldCharType="begin"/>
+      </w:r>
+      <w:r>
+        <w:rPr>
+          <w:rFonts w:ascii="Times New Roman" w:eastAsia="仿宋"/>
+          <w:sz w:val="30"/>
+          <w:szCs w:val="30"/>
+        </w:rPr>
+        <w:instrText xml:space="preserve"> HYPERLINK  \l "</w:instrText>
+      </w:r>
+      <w:r>
+        <w:rPr>
+          <w:rFonts w:ascii="Times New Roman" w:eastAsia="仿宋"/>
+          <w:sz w:val="30"/>
+          <w:szCs w:val="30"/>
+        </w:rPr>
+        <w:instrText>目录</w:instrText>
+      </w:r>
+      <w:r>
+        <w:rPr>
+          <w:rFonts w:ascii="Times New Roman" w:eastAsia="仿宋"/>
+          <w:sz w:val="30"/>
+          <w:szCs w:val="30"/>
+        </w:rPr>
+        <w:instrText xml:space="preserve">" </w:instrText>
+      </w:r>
+      <w:r>
+        <w:rPr>
+          <w:rFonts w:ascii="Times New Roman" w:eastAsia="仿宋"/>
+          <w:sz w:val="30"/>
+          <w:szCs w:val="30"/>
+        </w:rPr>
+      </w:r>
+      <w:r>
+        <w:rPr>
+          <w:rFonts w:ascii="Times New Roman" w:eastAsia="仿宋"/>
+          <w:sz w:val="30"/>
+          <w:szCs w:val="30"/>
+        </w:rPr>
+        <w:fldChar w:fldCharType="separate"/>
+      </w:r>
+      <w:r>
+        <w:rPr>
+          <w:rStyle w:val="BesuchterLink"/>
+          <w:rFonts w:ascii="Times New Roman" w:eastAsia="仿宋"/>
+          <w:color w:val="auto"/>
+          <w:sz w:val="30"/>
+          <w:szCs w:val="30"/>
+          <w:u w:val="none"/>
+        </w:rPr>
+        <w:t>价值分析</w:t>
+      </w:r>
+      <w:r>
+        <w:rPr>
+          <w:rStyle w:val="BesuchterLink"/>
+          <w:rFonts w:ascii="Times New Roman" w:eastAsia="仿宋"/>
+          <w:color w:val="auto"/>
+          <w:sz w:val="30"/>
+          <w:szCs w:val="30"/>
+          <w:u w:val="none"/>
+        </w:rPr>
+        <w:t>报告</w:t>
+      </w:r>
+      <w:bookmarkStart w:id="78" w:name="_Hlt475689776"/>
+      <w:r>
+        <w:rPr>
+          <w:rStyle w:val="BesuchterLink"/>
+          <w:rFonts w:ascii="Times New Roman" w:eastAsia="仿宋"/>
+          <w:color w:val="auto"/>
+          <w:sz w:val="30"/>
+          <w:szCs w:val="30"/>
+          <w:u w:val="none"/>
+        </w:rPr>
+        <w:t>附</w:t>
+      </w:r>
+      <w:bookmarkEnd w:id="78"/>
+      <w:r>
+        <w:rPr>
+          <w:rStyle w:val="BesuchterLink"/>
+          <w:rFonts w:ascii="Times New Roman" w:eastAsia="仿宋"/>
+          <w:color w:val="auto"/>
+          <w:sz w:val="30"/>
+          <w:szCs w:val="30"/>
+          <w:u w:val="none"/>
+        </w:rPr>
+        <w:t>件</w:t>
+      </w:r>
+      <w:bookmarkEnd w:id="76"/>
+      <w:r>
+        <w:rPr>
+          <w:rFonts w:ascii="Times New Roman" w:eastAsia="仿宋"/>
+          <w:sz w:val="30"/>
+          <w:szCs w:val="30"/>
+        </w:rPr>
+        <w:fldChar w:fldCharType="end"/>
+      </w:r>
+      <w:bookmarkEnd w:id="77"/>
     </w:p>
     <w:p>
       <w:pPr>
@@ -11430,7 +11780,7 @@
       <mc:AlternateContent>
         <mc:Choice Requires="wps">
           <w:drawing>
-            <wp:anchor distT="0" distB="0" distL="114300" distR="114300" simplePos="0" relativeHeight="251660288" behindDoc="0" locked="0" layoutInCell="1" allowOverlap="1" wp14:anchorId="6EA44F7F" wp14:editId="308AA2FD">
+            <wp:anchor distT="0" distB="0" distL="114300" distR="114300" simplePos="0" relativeHeight="251660288" behindDoc="0" locked="0" layoutInCell="1" allowOverlap="1" wp14:anchorId="2FB06976" wp14:editId="1DCAAE02">
               <wp:simplePos x="0" y="0"/>
               <wp:positionH relativeFrom="margin">
                 <wp:posOffset>2526030</wp:posOffset>
@@ -11692,7 +12042,7 @@
       <mc:AlternateContent>
         <mc:Choice Requires="wps">
           <w:drawing>
-            <wp:anchor distT="0" distB="0" distL="114300" distR="114300" simplePos="0" relativeHeight="251662336" behindDoc="1" locked="0" layoutInCell="1" allowOverlap="1" wp14:anchorId="46B11C09" wp14:editId="138D6E06">
+            <wp:anchor distT="0" distB="0" distL="114300" distR="114300" simplePos="0" relativeHeight="251662336" behindDoc="1" locked="0" layoutInCell="1" allowOverlap="1" wp14:anchorId="6A40887A" wp14:editId="48C09134">
               <wp:simplePos x="0" y="0"/>
               <wp:positionH relativeFrom="column">
                 <wp:posOffset>1123315</wp:posOffset>
@@ -11928,7 +12278,7 @@
         <w:noProof/>
       </w:rPr>
       <w:drawing>
-        <wp:anchor distT="0" distB="0" distL="114300" distR="114300" simplePos="0" relativeHeight="251661312" behindDoc="0" locked="0" layoutInCell="1" allowOverlap="1" wp14:anchorId="33C28D1C" wp14:editId="49AC361A">
+        <wp:anchor distT="0" distB="0" distL="114300" distR="114300" simplePos="0" relativeHeight="251661312" behindDoc="0" locked="0" layoutInCell="1" allowOverlap="1" wp14:anchorId="1E8F4C69" wp14:editId="7A732DC9">
           <wp:simplePos x="0" y="0"/>
           <wp:positionH relativeFrom="column">
             <wp:posOffset>6350</wp:posOffset>

--- a/word/价值分析报告-工行个贷不良资产-吴中-仲路芹.docx
+++ b/word/价值分析报告-工行个贷不良资产-吴中-仲路芹.docx
@@ -27,7 +27,7 @@
         <mc:AlternateContent>
           <mc:Choice Requires="wps">
             <w:drawing>
-              <wp:anchor distT="0" distB="0" distL="114300" distR="114300" simplePos="0" relativeHeight="251659264" behindDoc="0" locked="0" layoutInCell="1" allowOverlap="1" wp14:anchorId="6393E3B0" wp14:editId="3B92B174">
+              <wp:anchor distT="0" distB="0" distL="114300" distR="114300" simplePos="0" relativeHeight="251659264" behindDoc="0" locked="0" layoutInCell="1" allowOverlap="1" wp14:anchorId="512288FF" wp14:editId="34EE7062">
                 <wp:simplePos x="0" y="0"/>
                 <wp:positionH relativeFrom="column">
                   <wp:posOffset>0</wp:posOffset>
@@ -4601,21 +4601,21 @@
           <w:rFonts w:eastAsia="仿宋"/>
           <w:szCs w:val="24"/>
         </w:rPr>
-        <w:t>，住址：江苏省苏州市吴中区胥口镇箭泾村</w:t>
-      </w:r>
-      <w:r>
-        <w:rPr>
-          <w:rFonts w:eastAsia="仿宋"/>
-          <w:szCs w:val="24"/>
-        </w:rPr>
-        <w:t>(26)</w:t>
-      </w:r>
-      <w:r>
-        <w:rPr>
-          <w:rFonts w:eastAsia="仿宋"/>
-          <w:szCs w:val="24"/>
-        </w:rPr>
-        <w:t>上胜村</w:t>
+        <w:t>，住址：江苏省苏州市吴中区胥口镇箭泾村（</w:t>
+      </w:r>
+      <w:r>
+        <w:rPr>
+          <w:rFonts w:eastAsia="仿宋"/>
+          <w:szCs w:val="24"/>
+        </w:rPr>
+        <w:t>26</w:t>
+      </w:r>
+      <w:r>
+        <w:rPr>
+          <w:rFonts w:eastAsia="仿宋"/>
+          <w:szCs w:val="24"/>
+        </w:rPr>
+        <w:t>）上胜村</w:t>
       </w:r>
       <w:r>
         <w:rPr>
@@ -4666,21 +4666,21 @@
           <w:rFonts w:eastAsia="仿宋"/>
           <w:szCs w:val="24"/>
         </w:rPr>
-        <w:t>，住址：江苏省苏州市吴中区香山街道香山村</w:t>
-      </w:r>
-      <w:r>
-        <w:rPr>
-          <w:rFonts w:eastAsia="仿宋"/>
-          <w:szCs w:val="24"/>
-        </w:rPr>
-        <w:t>(18)</w:t>
-      </w:r>
-      <w:r>
-        <w:rPr>
-          <w:rFonts w:eastAsia="仿宋"/>
-          <w:szCs w:val="24"/>
-        </w:rPr>
-        <w:t>上胜</w:t>
+        <w:t>，住址：江苏省苏州市吴中区香山街道香山村（</w:t>
+      </w:r>
+      <w:r>
+        <w:rPr>
+          <w:rFonts w:eastAsia="仿宋"/>
+          <w:szCs w:val="24"/>
+        </w:rPr>
+        <w:t>18</w:t>
+      </w:r>
+      <w:r>
+        <w:rPr>
+          <w:rFonts w:eastAsia="仿宋"/>
+          <w:szCs w:val="24"/>
+        </w:rPr>
+        <w:t>）上胜</w:t>
       </w:r>
       <w:r>
         <w:rPr>
@@ -5621,7 +5621,7 @@
                 <w:sz w:val="21"/>
                 <w:szCs w:val="21"/>
               </w:rPr>
-              <w:t>苏州太湖国家旅游度假区香山街道外塘路</w:t>
+              <w:t>江苏省苏州市吴中区香山街道外塘路</w:t>
             </w:r>
             <w:r>
               <w:rPr>
@@ -5886,14 +5886,7 @@
         <w:rPr>
           <w:rFonts w:eastAsia="仿宋"/>
         </w:rPr>
-        <w:t>价值类型包括市场价值和市场价值以外的价值类型。市场价值以外的价值类型一般包括投资价值、在用价值、清算价值、残余价值等。根据分析目的、市场条件、委托价值分析资产的实际状况，且委托人拟将持有的金融不良资产在短时间内强制清算</w:t>
-      </w:r>
-      <w:r>
-        <w:rPr>
-          <w:rFonts w:eastAsia="仿宋"/>
-        </w:rPr>
-        <w:lastRenderedPageBreak/>
-        <w:t>或变现，故本次价值分析我们选用了清算价值类型。</w:t>
+        <w:t>价值类型包括市场价值和市场价值以外的价值类型。市场价值以外的价值类型一般包括投资价值、在用价值、清算价值、残余价值等。根据分析目的、市场条件、委托价值分析资产的实际状况，且委托人拟将持有的金融不良资产在短时间内强制清算或变现，故本次价值分析我们选用了清算价值类型。</w:t>
       </w:r>
     </w:p>
     <w:p>
@@ -5910,6 +5903,7 @@
         <w:rPr>
           <w:rFonts w:eastAsia="仿宋"/>
         </w:rPr>
+        <w:lastRenderedPageBreak/>
         <w:t>清算价值是指价值分析对象处于被迫出售、快速变现等非正常市场条件下的价值估计数额</w:t>
       </w:r>
       <w:r>
@@ -6269,7 +6263,14 @@
           <w:rFonts w:eastAsia="仿宋"/>
           <w:szCs w:val="24"/>
         </w:rPr>
-        <w:t>分析方法形成的价值分析结论进行对比分析，形成最终价值分析结论。</w:t>
+        <w:t>分析方法形成的价值分析结论进行对比分析，形成最</w:t>
+      </w:r>
+      <w:r>
+        <w:rPr>
+          <w:rFonts w:eastAsia="仿宋"/>
+          <w:szCs w:val="24"/>
+        </w:rPr>
+        <w:t>终价值分析结论。</w:t>
       </w:r>
     </w:p>
     <w:p>
@@ -6341,14 +6342,7 @@
           <w:rFonts w:eastAsia="仿宋"/>
           <w:szCs w:val="24"/>
         </w:rPr>
-        <w:t>分析范围的途径，主要包括交易案例比较法、专家打分法和其他适</w:t>
-      </w:r>
-      <w:r>
-        <w:rPr>
-          <w:rFonts w:eastAsia="仿宋"/>
-          <w:szCs w:val="24"/>
-        </w:rPr>
-        <w:t>用方法。</w:t>
+        <w:t>分析范围的途径，主要包括交易案例比较法、专家打分法和其他适用方法。</w:t>
       </w:r>
     </w:p>
     <w:p>
@@ -6422,7 +6416,7 @@
           <w:rFonts w:eastAsia="仿宋"/>
           <w:szCs w:val="24"/>
         </w:rPr>
-        <w:t>基于债权人所掌握的材料，通过市场调查、比较类似交易案例以及专家估算等手段对债权资产价值进行综合分析</w:t>
+        <w:t>基于债权人所掌握的材料，通过市场调查、比较类似交易案例以及专家估算等手段对债权资产价值进行综合分析的一种途径。这一途径主要适用于得不到债务人、债务责任关联方配合或债务人、债</w:t>
       </w:r>
       <w:r>
         <w:rPr>
@@ -6430,7 +6424,7 @@
           <w:szCs w:val="24"/>
         </w:rPr>
         <w:lastRenderedPageBreak/>
-        <w:t>的一种途径。这一途径主要适用于得不到债务人、债务责任关联方配合或债务人、债务责任关联方不具备相关资料的情况，主要包括交易案例比较法、专家打分法和其他适用方法。</w:t>
+        <w:t>务责任关联方不具备相关资料的情况，主要包括交易案例比较法、专家打分法和其他适用方法。</w:t>
       </w:r>
     </w:p>
     <w:p>
@@ -6956,7 +6950,7 @@
                 <w:sz w:val="21"/>
                 <w:szCs w:val="21"/>
               </w:rPr>
-              <w:t>苏州太湖国家旅游度假区香山街道外塘路</w:t>
+              <w:t>江苏省苏州市吴中区香山街道外塘路</w:t>
             </w:r>
             <w:r>
               <w:rPr>
@@ -7355,7 +7349,7 @@
           <w:rFonts w:eastAsia="仿宋"/>
           <w:szCs w:val="24"/>
         </w:rPr>
-        <w:t>个交易类型适合价值分析目的、成交日期接近价值分析基准日、成交价格为正常价格或可</w:t>
+        <w:t>个交易类型适合价值分析目的、成交日期接近价值分析基准日、成交价格为正常价格或可以修正为正常价格的交易实例为可比实例，建立比较基础，然后采用直接比较调整的</w:t>
       </w:r>
       <w:r>
         <w:rPr>
@@ -7363,7 +7357,7 @@
           <w:szCs w:val="24"/>
         </w:rPr>
         <w:lastRenderedPageBreak/>
-        <w:t>以修正为正常价格的交易实例为可比实例，建立比较基础，然后采用直接比较调整的方式、按百分比调整的方法，进行交易情况修正、市场状况调整和房地产状况调整等，最后求取待估房地产于</w:t>
+        <w:t>方式、按百分比调整的方法，进行交易情况修正、市场状况调整和房地产状况调整等，最后求取待估房地产于</w:t>
       </w:r>
       <w:r>
         <w:rPr>
@@ -7869,7 +7863,7 @@
                 <w:sz w:val="21"/>
                 <w:szCs w:val="21"/>
               </w:rPr>
-              <w:t>苏州太湖国家旅游度假区香山街道外塘路</w:t>
+              <w:t>江苏省苏州市吴中区香山街道外塘路</w:t>
             </w:r>
             <w:r>
               <w:rPr>
@@ -8531,7 +8525,6 @@
           <w:rFonts w:eastAsia="仿宋"/>
           <w:szCs w:val="24"/>
         </w:rPr>
-        <w:lastRenderedPageBreak/>
         <w:t xml:space="preserve">                =755,726.00</w:t>
       </w:r>
       <w:r>
@@ -8555,6 +8548,7 @@
           <w:rFonts w:eastAsia="仿宋"/>
           <w:szCs w:val="24"/>
         </w:rPr>
+        <w:lastRenderedPageBreak/>
         <w:t>抵押物处置费用及安置费用的确定</w:t>
       </w:r>
     </w:p>
@@ -9092,22 +9086,29 @@
           <w:rFonts w:eastAsia="仿宋"/>
           <w:szCs w:val="24"/>
         </w:rPr>
+        <w:t>指导企业相关的财务与资产员在清查的基础上，按照评估机构提供的</w:t>
+      </w:r>
+      <w:r>
+        <w:rPr>
+          <w:rFonts w:eastAsia="仿宋"/>
+          <w:szCs w:val="24"/>
+        </w:rPr>
+        <w:t>“</w:t>
+      </w:r>
+      <w:r>
+        <w:rPr>
+          <w:rFonts w:eastAsia="仿宋"/>
+          <w:szCs w:val="24"/>
+        </w:rPr>
+        <w:t>申报明细</w:t>
+      </w:r>
+      <w:r>
+        <w:rPr>
+          <w:rFonts w:eastAsia="仿宋"/>
+          <w:szCs w:val="24"/>
+        </w:rPr>
         <w:lastRenderedPageBreak/>
-        <w:t>指导企业相关的财务与资产员在清查的基础上，按照评估机构提供的</w:t>
-      </w:r>
-      <w:r>
-        <w:rPr>
-          <w:rFonts w:eastAsia="仿宋"/>
-          <w:szCs w:val="24"/>
-        </w:rPr>
-        <w:t>“</w:t>
-      </w:r>
-      <w:r>
-        <w:rPr>
-          <w:rFonts w:eastAsia="仿宋"/>
-          <w:szCs w:val="24"/>
-        </w:rPr>
-        <w:t>申报明细表</w:t>
+        <w:t>表</w:t>
       </w:r>
       <w:r>
         <w:rPr>
@@ -9911,15 +9912,7 @@
           <w:rFonts w:eastAsia="仿宋"/>
           <w:szCs w:val="24"/>
         </w:rPr>
-        <w:t>假定所有待价值分析资产已经处在交易过程中，根据待价值分析资</w:t>
-      </w:r>
-      <w:r>
-        <w:rPr>
-          <w:rFonts w:eastAsia="仿宋"/>
-          <w:szCs w:val="24"/>
-        </w:rPr>
-        <w:lastRenderedPageBreak/>
-        <w:t>产的交易条件等模拟市场进行价值分析</w:t>
+        <w:t>假定所有待价值分析资产已经处在交易过程中，根据待价值分析资产的交易条件等模拟市场进行价值分析</w:t>
       </w:r>
       <w:r>
         <w:rPr>
@@ -9946,6 +9939,7 @@
           <w:rFonts w:eastAsia="仿宋"/>
           <w:szCs w:val="24"/>
         </w:rPr>
+        <w:lastRenderedPageBreak/>
         <w:t>公开市场假设：</w:t>
       </w:r>
       <w:r>
@@ -10451,80 +10445,86 @@
         <w:rPr>
           <w:rFonts w:eastAsia="仿宋" w:hint="eastAsia"/>
         </w:rPr>
+        <w:t>年</w:t>
+      </w:r>
+      <w:r>
+        <w:rPr>
+          <w:rFonts w:eastAsia="仿宋" w:hint="eastAsia"/>
+        </w:rPr>
+        <w:t>6</w:t>
+      </w:r>
+      <w:r>
+        <w:rPr>
+          <w:rFonts w:eastAsia="仿宋" w:hint="eastAsia"/>
+        </w:rPr>
+        <w:t>月</w:t>
+      </w:r>
+      <w:r>
+        <w:rPr>
+          <w:rFonts w:eastAsia="仿宋" w:hint="eastAsia"/>
+        </w:rPr>
+        <w:t>30</w:t>
+      </w:r>
+      <w:r>
+        <w:rPr>
+          <w:rFonts w:eastAsia="仿宋" w:hint="eastAsia"/>
+        </w:rPr>
+        <w:t>日</w:t>
+      </w:r>
+      <w:r>
+        <w:rPr>
+          <w:rFonts w:eastAsia="仿宋"/>
+        </w:rPr>
+        <w:t>起至</w:t>
+      </w:r>
+      <w:r>
+        <w:rPr>
+          <w:rFonts w:eastAsia="仿宋"/>
+        </w:rPr>
+        <w:t>2025</w:t>
+      </w:r>
+      <w:r>
+        <w:rPr>
+          <w:rFonts w:eastAsia="仿宋"/>
+        </w:rPr>
+        <w:t>年</w:t>
+      </w:r>
+      <w:r>
+        <w:rPr>
+          <w:rFonts w:eastAsia="仿宋"/>
+        </w:rPr>
+        <w:t>12</w:t>
+      </w:r>
+      <w:r>
+        <w:rPr>
+          <w:rFonts w:eastAsia="仿宋"/>
+        </w:rPr>
+        <w:t>月</w:t>
+      </w:r>
+      <w:r>
+        <w:rPr>
+          <w:rFonts w:eastAsia="仿宋"/>
+        </w:rPr>
+        <w:t>30</w:t>
+      </w:r>
+      <w:r>
+        <w:rPr>
+          <w:rFonts w:eastAsia="仿宋"/>
+        </w:rPr>
+        <w:t>日</w:t>
+      </w:r>
+      <w:r>
+        <w:rPr>
+          <w:rFonts w:eastAsia="仿宋"/>
+        </w:rPr>
+        <w:t>止。超过有效期使用本价值分析报告所列示的价值分析</w:t>
+      </w:r>
+      <w:r>
+        <w:rPr>
+          <w:rFonts w:eastAsia="仿宋"/>
+        </w:rPr>
         <w:lastRenderedPageBreak/>
-        <w:t>年</w:t>
-      </w:r>
-      <w:r>
-        <w:rPr>
-          <w:rFonts w:eastAsia="仿宋" w:hint="eastAsia"/>
-        </w:rPr>
-        <w:t>6</w:t>
-      </w:r>
-      <w:r>
-        <w:rPr>
-          <w:rFonts w:eastAsia="仿宋" w:hint="eastAsia"/>
-        </w:rPr>
-        <w:t>月</w:t>
-      </w:r>
-      <w:r>
-        <w:rPr>
-          <w:rFonts w:eastAsia="仿宋" w:hint="eastAsia"/>
-        </w:rPr>
-        <w:t>30</w:t>
-      </w:r>
-      <w:r>
-        <w:rPr>
-          <w:rFonts w:eastAsia="仿宋" w:hint="eastAsia"/>
-        </w:rPr>
-        <w:t>日</w:t>
-      </w:r>
-      <w:r>
-        <w:rPr>
-          <w:rFonts w:eastAsia="仿宋"/>
-        </w:rPr>
-        <w:t>起至</w:t>
-      </w:r>
-      <w:r>
-        <w:rPr>
-          <w:rFonts w:eastAsia="仿宋"/>
-        </w:rPr>
-        <w:t>2025</w:t>
-      </w:r>
-      <w:r>
-        <w:rPr>
-          <w:rFonts w:eastAsia="仿宋"/>
-        </w:rPr>
-        <w:t>年</w:t>
-      </w:r>
-      <w:r>
-        <w:rPr>
-          <w:rFonts w:eastAsia="仿宋"/>
-        </w:rPr>
-        <w:t>12</w:t>
-      </w:r>
-      <w:r>
-        <w:rPr>
-          <w:rFonts w:eastAsia="仿宋"/>
-        </w:rPr>
-        <w:t>月</w:t>
-      </w:r>
-      <w:r>
-        <w:rPr>
-          <w:rFonts w:eastAsia="仿宋"/>
-        </w:rPr>
-        <w:t>30</w:t>
-      </w:r>
-      <w:r>
-        <w:rPr>
-          <w:rFonts w:eastAsia="仿宋"/>
-        </w:rPr>
-        <w:t>日</w:t>
-      </w:r>
-      <w:r>
-        <w:rPr>
-          <w:rFonts w:eastAsia="仿宋"/>
-        </w:rPr>
-        <w:t>止。超过有效期使用本价值分析报告所列示的价值分析结论无效。国家法律、行政法规另有规定的除外</w:t>
+        <w:t>结论无效。国家法律、行政法规另有规定的除外</w:t>
       </w:r>
       <w:r>
         <w:rPr>
@@ -10835,14 +10835,7 @@
         <w:rPr>
           <w:rFonts w:eastAsia="仿宋"/>
         </w:rPr>
-        <w:t>，报告使用者应当不完全依赖本报告，而应对资产的权属状况、价值影响因素及相关内容作出自己的独立判断，并在经济行为中适</w:t>
-      </w:r>
-      <w:r>
-        <w:rPr>
-          <w:rFonts w:eastAsia="仿宋"/>
-        </w:rPr>
-        <w:lastRenderedPageBreak/>
-        <w:t>当考虑。</w:t>
+        <w:t>，报告使用者应当不完全依赖本报告，而应对资产的权属状况、价值影响因素及相关内容作出自己的独立判断，并在经济行为中适当考虑。</w:t>
       </w:r>
     </w:p>
     <w:p>
@@ -10864,6 +10857,7 @@
         <w:rPr>
           <w:rFonts w:eastAsia="仿宋"/>
         </w:rPr>
+        <w:lastRenderedPageBreak/>
         <w:t>本次价值分析中，价值分析人员未发现基准日至报告日之间可能对价值分析结论产生影响的重要事项</w:t>
       </w:r>
       <w:r>
@@ -11780,7 +11774,7 @@
       <mc:AlternateContent>
         <mc:Choice Requires="wps">
           <w:drawing>
-            <wp:anchor distT="0" distB="0" distL="114300" distR="114300" simplePos="0" relativeHeight="251660288" behindDoc="0" locked="0" layoutInCell="1" allowOverlap="1" wp14:anchorId="2FB06976" wp14:editId="1DCAAE02">
+            <wp:anchor distT="0" distB="0" distL="114300" distR="114300" simplePos="0" relativeHeight="251660288" behindDoc="0" locked="0" layoutInCell="1" allowOverlap="1" wp14:anchorId="0856A3BE" wp14:editId="7ED466CB">
               <wp:simplePos x="0" y="0"/>
               <wp:positionH relativeFrom="margin">
                 <wp:posOffset>2526030</wp:posOffset>
@@ -12042,7 +12036,7 @@
       <mc:AlternateContent>
         <mc:Choice Requires="wps">
           <w:drawing>
-            <wp:anchor distT="0" distB="0" distL="114300" distR="114300" simplePos="0" relativeHeight="251662336" behindDoc="1" locked="0" layoutInCell="1" allowOverlap="1" wp14:anchorId="6A40887A" wp14:editId="48C09134">
+            <wp:anchor distT="0" distB="0" distL="114300" distR="114300" simplePos="0" relativeHeight="251662336" behindDoc="1" locked="0" layoutInCell="1" allowOverlap="1" wp14:anchorId="3D6C6CBA" wp14:editId="0393FD35">
               <wp:simplePos x="0" y="0"/>
               <wp:positionH relativeFrom="column">
                 <wp:posOffset>1123315</wp:posOffset>
@@ -12278,7 +12272,7 @@
         <w:noProof/>
       </w:rPr>
       <w:drawing>
-        <wp:anchor distT="0" distB="0" distL="114300" distR="114300" simplePos="0" relativeHeight="251661312" behindDoc="0" locked="0" layoutInCell="1" allowOverlap="1" wp14:anchorId="1E8F4C69" wp14:editId="7A732DC9">
+        <wp:anchor distT="0" distB="0" distL="114300" distR="114300" simplePos="0" relativeHeight="251661312" behindDoc="0" locked="0" layoutInCell="1" allowOverlap="1" wp14:anchorId="5F65815D" wp14:editId="5420C5F1">
           <wp:simplePos x="0" y="0"/>
           <wp:positionH relativeFrom="column">
             <wp:posOffset>6350</wp:posOffset>
